--- a/clients/nicolette_scott/Nicolette_Scott_2Day_Training_Plan_Client_View.docx
+++ b/clients/nicolette_scott/Nicolette_Scott_2Day_Training_Plan_Client_View.docx
@@ -81,7 +81,7 @@
           <w:sz w:val="17"/>
           <w:szCs w:val="17"/>
         </w:rPr>
-        <w:t xml:space="preserve">This is your ICONS Index program — built for your body, your goals, and where you are right now. You’re not fragile. You’re powerful, capable, and still evolving.</w:t>
+        <w:t xml:space="preserve">This is your ICONS Index program — built for your body, your goals, and where you are right now. Control precedes power. Strength builds confidence. Energy becomes identity.</w:t>
       </w:r>
     </w:p>
     <w:p>

--- a/clients/nicolette_scott/Nicolette_Scott_2Day_Training_Plan_Client_View.docx
+++ b/clients/nicolette_scott/Nicolette_Scott_2Day_Training_Plan_Client_View.docx
@@ -443,7 +443,7 @@
                 <w:sz w:val="13"/>
                 <w:szCs w:val="13"/>
               </w:rPr>
-              <w:t xml:space="preserve">Bone Mass</w:t>
+              <w:t xml:space="preserve">Bone Mass (Styku est.)</w:t>
             </w:r>
           </w:p>
           <w:p>

--- a/clients/nicolette_scott/Nicolette_Scott_2Day_Training_Plan_Client_View.docx
+++ b/clients/nicolette_scott/Nicolette_Scott_2Day_Training_Plan_Client_View.docx
@@ -2471,7 +2471,7 @@
           <w:sz w:val="17"/>
           <w:szCs w:val="17"/>
         </w:rPr>
-        <w:t xml:space="preserve">Segmental Asymmetry — Legs Meet the Protocol Trigger, Arms Do Not:  </w:t>
+        <w:t xml:space="preserve">Segmental Asymmetry — Left Leg Leads Unilateral Work:  </w:t>
       </w:r>
       <w:r>
         <w:rPr>
@@ -2480,7 +2480,7 @@
           <w:sz w:val="17"/>
           <w:szCs w:val="17"/>
         </w:rPr>
-        <w:t xml:space="preserve">Left Leg LST 13.8 lbs / Right Leg LST 14.3 lbs — 0.5 lb gap, meets the Asymmetry Protocol trigger exactly. Left leg is the weaker side (lower LST) and leads every unilateral leg exercise in this program — Single-Leg RDL and DB Split Squat. Left Arm LST 5.8 lbs / Right Arm LST 6.1 lbs — 0.3 lb gap, below the 0.5 lb trigger; noted for monitoring, but the weaker-side-leads rule is NOT applied to arm work (Single-Arm Row, Farmers Carry) at this gap size.</w:t>
+        <w:t xml:space="preserve">Left Leg LST 13.8 lbs / Right Leg LST 14.3 lbs — left leg reads as the lighter/weaker side on this scan and leads every unilateral leg exercise in this program (Single-Leg RDL and DB Split Squat) as a standard coaching convention. Left Arm LST 5.8 lbs / Right Arm LST 6.1 lbs — a smaller gap; no side-lead is applied to arm work (Single-Arm Row, Farmers Carry) at this size.</w:t>
       </w:r>
     </w:p>
     <w:p>
@@ -5891,7 +5891,7 @@
           <w:sz w:val="17"/>
           <w:szCs w:val="17"/>
         </w:rPr>
-        <w:t xml:space="preserve">Farmer carry and plank close the session and double as the primary cardiovascular stimulus at 2 days/week. Carry with both hands evenly — arm asymmetry (0.3 lb gap) sits below the 0.5 lb protocol trigger, so no side-lead is applied to carry or row work.</w:t>
+        <w:t xml:space="preserve">Farmer carry and plank close the session and double as the primary cardiovascular stimulus at 2 days/week. Carry with both hands evenly — the arm-to-arm difference here is minor, so no side-lead is applied to carry or row work.</w:t>
       </w:r>
     </w:p>
     <w:tbl>
@@ -7443,7 +7443,7 @@
           <w:sz w:val="17"/>
           <w:szCs w:val="17"/>
         </w:rPr>
-        <w:t xml:space="preserve">Primes the hip abductors and thoracic spine ahead of squat and lunge loading — general movement-quality preparation, not a dedicated corrective circuit (no elevated-risk ACL/knee-valgus finding is on file for Nicolette specifically).</w:t>
+        <w:t xml:space="preserve">Primes the hip abductors and thoracic spine ahead of squat and lunge loading — general movement-quality preparation that's standard here for every client, building lower-limb control and knee-pain resilience regardless of how she moves on a screen.</w:t>
       </w:r>
     </w:p>
     <w:tbl>
@@ -9447,7 +9447,7 @@
           <w:sz w:val="17"/>
           <w:szCs w:val="17"/>
         </w:rPr>
-        <w:t xml:space="preserve">Row was not part of the tested 10-pattern battery — today's working loads become the new 8-week baseline for both rows, tracked the same as every tested lift. No side-lead is applied to Single-Arm Row (arm asymmetry sits below the 0.5 lb trigger).</w:t>
+        <w:t xml:space="preserve">Row was not part of the tested 10-pattern battery — today's working loads become the new 8-week baseline for both rows, tracked the same as every tested lift. No side-lead is applied to Single-Arm Row — the arm-to-arm difference here is minor.</w:t>
       </w:r>
     </w:p>
     <w:tbl>
@@ -12560,7 +12560,7 @@
           <w:sz w:val="17"/>
           <w:szCs w:val="17"/>
         </w:rPr>
-        <w:t xml:space="preserve">Styku rescan recommended at 8 weeks — ALST Index (currently 5.52, close to the At-Risk boundary) is the top metric to watch; also track BMI (currently 18.6, only 0.1 above the Underweight cutoff — watch it doesn't drop further as training volume increases), Shape Score (currently 85, Excellent — maintain), and the leg segmental gap (currently 0.5 lbs, right at the asymmetry trigger — should reduce with left-led unilateral programming).</w:t>
+        <w:t xml:space="preserve">Styku rescan recommended at 8 weeks — ALST Index (currently 5.52, close to the At-Risk boundary) is the top metric to watch; also track BMI (currently 18.6, only 0.1 above the Underweight cutoff — watch it doesn't drop further as training volume increases), Shape Score (currently 85, Excellent — maintain), and the leg segmental LST gap (currently 0.5 lbs, roughly 3-4% of the total reading — track the percentage change at rescan, not just the raw lb figure, and reassess whether left-led unilateral programming is still the right call once updated numbers are in).</w:t>
       </w:r>
     </w:p>
     <w:p>

--- a/clients/nicolette_scott/Nicolette_Scott_2Day_Training_Plan_Client_View.docx
+++ b/clients/nicolette_scott/Nicolette_Scott_2Day_Training_Plan_Client_View.docx
@@ -2649,7 +2649,7 @@
           <w:sz w:val="17"/>
           <w:szCs w:val="17"/>
         </w:rPr>
-        <w:t xml:space="preserve">15g collagen peptides + 50mg Vitamin C, taken 30–60 minutes before the loading session. Doubles collagen synthesis markers when paired with mechanical load (Shaw et al. 2017).</w:t>
+        <w:t xml:space="preserve">15g collagen peptides + 50mg Vitamin C, taken 45–60 minutes before the loading session. A connective-tissue support protocol taken consistently on training days over 12+ weeks — the benefit is structural and builds over time, not a pre-workout performance boost. Requires mechanical load to work. Ranks below protein and creatine in priority (Shaw et al. 2017).</w:t>
       </w:r>
     </w:p>
     <w:p>

--- a/clients/nicolette_scott/Nicolette_Scott_2Day_Training_Plan_Client_View.docx
+++ b/clients/nicolette_scott/Nicolette_Scott_2Day_Training_Plan_Client_View.docx
@@ -2517,6 +2517,31 @@
           <w:rFonts w:ascii="Arial" w:cs="Arial" w:eastAsia="Arial" w:hAnsi="Arial"/>
           <w:b/>
           <w:bCs/>
+          <w:color w:val="1565C0"/>
+          <w:sz w:val="17"/>
+          <w:szCs w:val="17"/>
+        </w:rPr>
+        <w:t xml:space="preserve">Planned Recovery Week — Built In, Timed by How Training Is Actually Going:  </w:t>
+      </w:r>
+      <w:r>
+        <w:rPr>
+          <w:rFonts w:ascii="Arial" w:cs="Arial" w:eastAsia="Arial" w:hAnsi="Arial"/>
+          <w:color w:val="2C2C2C"/>
+          <w:sz w:val="17"/>
+          <w:szCs w:val="17"/>
+        </w:rPr>
+        <w:t xml:space="preserve">Roughly every four to six weeks of continuous progression, this program takes one deliberately lighter week: the same exercises and movement patterns, sets reduced by roughly a third, every set held comfortably in the technique band (3 or more reps in reserve), and loads held rather than climbing — the usual add-weight rule pauses for that one week. At her current technique-first loads, fatigue accumulates slowly, so the light week is not fixed to a calendar date: the natural first window is right after the Week 4 strength check, and it moves earlier if lifts stall, soreness lingers, or sleep degrades. One light week costs nothing that matters — muscle built over the previous weeks is not lost in a single reduced-volume week, and training resumes from the same loads.</w:t>
+      </w:r>
+    </w:p>
+    <w:p>
+      <w:pPr>
+        <w:spacing w:after="100"/>
+      </w:pPr>
+      <w:r>
+        <w:rPr>
+          <w:rFonts w:ascii="Arial" w:cs="Arial" w:eastAsia="Arial" w:hAnsi="Arial"/>
+          <w:b/>
+          <w:bCs/>
           <w:color w:val="C9A227"/>
           <w:sz w:val="17"/>
           <w:szCs w:val="17"/>
@@ -2581,7 +2606,7 @@
           <w:sz w:val="20"/>
           <w:szCs w:val="20"/>
         </w:rPr>
-        <w:t xml:space="preserve">84–84g/day</w:t>
+        <w:t xml:space="preserve">84g/day</w:t>
       </w:r>
       <w:r>
         <w:rPr>
@@ -2590,7 +2615,7 @@
           <w:sz w:val="15"/>
           <w:szCs w:val="15"/>
         </w:rPr>
-        <w:t xml:space="preserve">  (1.6–1.6 g/kg — active women general tier)  </w:t>
+        <w:t xml:space="preserve">  (1.6 g/kg — active women general tier)  </w:t>
       </w:r>
       <w:r>
         <w:rPr>
@@ -3862,7 +3887,7 @@
           <w:sz w:val="17"/>
           <w:szCs w:val="17"/>
         </w:rPr>
-        <w:t xml:space="preserve">B — PRIMARY HINGE STRENGTH</w:t>
+        <w:t xml:space="preserve">B — PRIMARY COMPOUND — HEX BAR DEADLIFT</w:t>
       </w:r>
     </w:p>
     <w:p>
@@ -3887,7 +3912,7 @@
           <w:sz w:val="17"/>
           <w:szCs w:val="17"/>
         </w:rPr>
-        <w:t xml:space="preserve">Hex Bar Deadlift tested at 45 lbs x12 (Epley 1RM ~63 lbs) and Hip Thrust at 65 lbs x8 (Epley 1RM ~82 lbs) — both are strong first-session numbers. Week 1 trains at roughly 70-75% of estimated 1RM to lock in hip hinge mechanics before adding weight; Week 4 builds toward 90-95%.</w:t>
+        <w:t xml:space="preserve">The day's main lift. Hex Bar Deadlift tested at 45 lbs x12 (Epley 1RM ~63 lbs) — a strong first-session number. Week 1 trains at roughly 70-75% of estimated 1RM to lock in hip hinge mechanics before adding weight; Week 4 builds toward 90-95%. If the day calls for a variation, rotate between: a conventional double-DB deadlift, a hex bar pull from low blocks (shortened range), or a sumo-stance DB deadlift (wider base, more upright torso). The hex bar lift stays the one we track and retest.</w:t>
       </w:r>
     </w:p>
     <w:tbl>
@@ -4387,464 +4412,6 @@
           </w:p>
         </w:tc>
       </w:tr>
-      <w:tr>
-        <w:tc>
-          <w:tcPr>
-            <w:tcW w:type="dxa" w:w="2400"/>
-            <w:tcBorders>
-              <w:top w:val="none" w:color="FFFFFF" w:sz="0"/>
-              <w:left w:val="none" w:color="FFFFFF" w:sz="0"/>
-              <w:bottom w:val="none" w:color="FFFFFF" w:sz="0"/>
-              <w:right w:val="none" w:color="FFFFFF" w:sz="0"/>
-            </w:tcBorders>
-            <w:shd w:fill="FFFFFF" w:color="auto" w:val="clear"/>
-            <w:tcMar>
-              <w:top w:type="dxa" w:w="40"/>
-              <w:left w:type="dxa" w:w="80"/>
-              <w:bottom w:type="dxa" w:w="40"/>
-              <w:right w:type="dxa" w:w="80"/>
-            </w:tcMar>
-            <w:vAlign w:val="center"/>
-          </w:tcPr>
-          <w:p>
-            <w:r>
-              <w:rPr>
-                <w:rFonts w:ascii="Arial" w:cs="Arial" w:eastAsia="Arial" w:hAnsi="Arial"/>
-                <w:b/>
-                <w:bCs/>
-                <w:color w:val="2C2C2C"/>
-                <w:sz w:val="18"/>
-                <w:szCs w:val="18"/>
-              </w:rPr>
-              <w:t xml:space="preserve">Hip Thrust (Barbell or Loaded DB, Bench-Supported)</w:t>
-            </w:r>
-          </w:p>
-        </w:tc>
-        <w:tc>
-          <w:tcPr>
-            <w:tcW w:type="dxa" w:w="380"/>
-            <w:tcBorders>
-              <w:top w:val="none" w:color="FFFFFF" w:sz="0"/>
-              <w:left w:val="none" w:color="FFFFFF" w:sz="0"/>
-              <w:bottom w:val="none" w:color="FFFFFF" w:sz="0"/>
-              <w:right w:val="none" w:color="FFFFFF" w:sz="0"/>
-            </w:tcBorders>
-            <w:shd w:fill="FFFFFF" w:color="auto" w:val="clear"/>
-            <w:tcMar>
-              <w:top w:type="dxa" w:w="40"/>
-              <w:left w:type="dxa" w:w="80"/>
-              <w:bottom w:type="dxa" w:w="40"/>
-              <w:right w:type="dxa" w:w="80"/>
-            </w:tcMar>
-            <w:vAlign w:val="center"/>
-          </w:tcPr>
-          <w:p>
-            <w:pPr>
-              <w:jc w:val="center"/>
-            </w:pPr>
-            <w:r>
-              <w:rPr>
-                <w:rFonts w:ascii="Arial" w:cs="Arial" w:eastAsia="Arial" w:hAnsi="Arial"/>
-                <w:color w:val="6B6B6B"/>
-                <w:sz w:val="15"/>
-                <w:szCs w:val="15"/>
-              </w:rPr>
-              <w:t xml:space="preserve">3</w:t>
-            </w:r>
-          </w:p>
-        </w:tc>
-        <w:tc>
-          <w:tcPr>
-            <w:tcW w:type="dxa" w:w="420"/>
-            <w:tcBorders>
-              <w:top w:val="none" w:color="FFFFFF" w:sz="0"/>
-              <w:left w:val="none" w:color="FFFFFF" w:sz="0"/>
-              <w:bottom w:val="none" w:color="FFFFFF" w:sz="0"/>
-              <w:right w:val="none" w:color="FFFFFF" w:sz="0"/>
-            </w:tcBorders>
-            <w:shd w:fill="FFFFFF" w:color="auto" w:val="clear"/>
-            <w:tcMar>
-              <w:top w:type="dxa" w:w="40"/>
-              <w:left w:type="dxa" w:w="80"/>
-              <w:bottom w:type="dxa" w:w="40"/>
-              <w:right w:type="dxa" w:w="80"/>
-            </w:tcMar>
-            <w:vAlign w:val="center"/>
-          </w:tcPr>
-          <w:p>
-            <w:pPr>
-              <w:jc w:val="center"/>
-            </w:pPr>
-            <w:r>
-              <w:rPr>
-                <w:rFonts w:ascii="Arial" w:cs="Arial" w:eastAsia="Arial" w:hAnsi="Arial"/>
-                <w:color w:val="6B6B6B"/>
-                <w:sz w:val="15"/>
-                <w:szCs w:val="15"/>
-              </w:rPr>
-              <w:t xml:space="preserve">8</w:t>
-            </w:r>
-          </w:p>
-        </w:tc>
-        <w:tc>
-          <w:tcPr>
-            <w:tcW w:type="dxa" w:w="680"/>
-            <w:tcBorders>
-              <w:top w:val="none" w:color="FFFFFF" w:sz="0"/>
-              <w:left w:val="none" w:color="FFFFFF" w:sz="0"/>
-              <w:bottom w:val="none" w:color="FFFFFF" w:sz="0"/>
-              <w:right w:val="none" w:color="FFFFFF" w:sz="0"/>
-            </w:tcBorders>
-            <w:shd w:fill="FFFFFF" w:color="auto" w:val="clear"/>
-            <w:tcMar>
-              <w:top w:type="dxa" w:w="40"/>
-              <w:left w:type="dxa" w:w="80"/>
-              <w:bottom w:type="dxa" w:w="40"/>
-              <w:right w:type="dxa" w:w="80"/>
-            </w:tcMar>
-            <w:vAlign w:val="center"/>
-          </w:tcPr>
-          <w:p>
-            <w:pPr>
-              <w:jc w:val="center"/>
-            </w:pPr>
-            <w:r>
-              <w:rPr>
-                <w:rFonts w:ascii="Arial" w:cs="Arial" w:eastAsia="Arial" w:hAnsi="Arial"/>
-                <w:color w:val="6B6B6B"/>
-                <w:sz w:val="15"/>
-                <w:szCs w:val="15"/>
-              </w:rPr>
-              <w:t xml:space="preserve">Wk1: 60 lbs → Wk4: 80 lbs</w:t>
-            </w:r>
-          </w:p>
-        </w:tc>
-        <w:tc>
-          <w:tcPr>
-            <w:tcW w:type="dxa" w:w="540"/>
-            <w:tcBorders>
-              <w:top w:val="none" w:color="FFFFFF" w:sz="0"/>
-              <w:left w:val="none" w:color="FFFFFF" w:sz="0"/>
-              <w:bottom w:val="none" w:color="FFFFFF" w:sz="0"/>
-              <w:right w:val="none" w:color="FFFFFF" w:sz="0"/>
-            </w:tcBorders>
-            <w:shd w:fill="FFFFFF" w:color="auto" w:val="clear"/>
-            <w:tcMar>
-              <w:top w:type="dxa" w:w="40"/>
-              <w:left w:type="dxa" w:w="80"/>
-              <w:bottom w:type="dxa" w:w="40"/>
-              <w:right w:type="dxa" w:w="80"/>
-            </w:tcMar>
-            <w:vAlign w:val="center"/>
-          </w:tcPr>
-          <w:p>
-            <w:pPr>
-              <w:jc w:val="center"/>
-            </w:pPr>
-            <w:r>
-              <w:rPr>
-                <w:rFonts w:ascii="Arial" w:cs="Arial" w:eastAsia="Arial" w:hAnsi="Arial"/>
-                <w:color w:val="6B6B6B"/>
-                <w:sz w:val="15"/>
-                <w:szCs w:val="15"/>
-              </w:rPr>
-              <w:t xml:space="preserve">2-1-2</w:t>
-            </w:r>
-          </w:p>
-        </w:tc>
-        <w:tc>
-          <w:tcPr>
-            <w:tcW w:type="dxa" w:w="440"/>
-            <w:tcBorders>
-              <w:top w:val="none" w:color="FFFFFF" w:sz="0"/>
-              <w:left w:val="none" w:color="FFFFFF" w:sz="0"/>
-              <w:bottom w:val="none" w:color="FFFFFF" w:sz="0"/>
-              <w:right w:val="none" w:color="FFFFFF" w:sz="0"/>
-            </w:tcBorders>
-            <w:shd w:fill="FFFFFF" w:color="auto" w:val="clear"/>
-            <w:tcMar>
-              <w:top w:type="dxa" w:w="40"/>
-              <w:left w:type="dxa" w:w="80"/>
-              <w:bottom w:type="dxa" w:w="40"/>
-              <w:right w:type="dxa" w:w="80"/>
-            </w:tcMar>
-            <w:vAlign w:val="center"/>
-          </w:tcPr>
-          <w:p>
-            <w:pPr>
-              <w:jc w:val="center"/>
-            </w:pPr>
-            <w:r>
-              <w:rPr>
-                <w:rFonts w:ascii="Arial" w:cs="Arial" w:eastAsia="Arial" w:hAnsi="Arial"/>
-                <w:color w:val="6B6B6B"/>
-                <w:sz w:val="15"/>
-                <w:szCs w:val="15"/>
-              </w:rPr>
-              <w:t xml:space="preserve">90s</w:t>
-            </w:r>
-          </w:p>
-        </w:tc>
-        <w:tc>
-          <w:tcPr>
-            <w:tcW w:type="dxa" w:w="5580"/>
-            <w:tcBorders>
-              <w:top w:val="none" w:color="FFFFFF" w:sz="0"/>
-              <w:left w:val="none" w:color="FFFFFF" w:sz="0"/>
-              <w:bottom w:val="none" w:color="FFFFFF" w:sz="0"/>
-              <w:right w:val="none" w:color="FFFFFF" w:sz="0"/>
-            </w:tcBorders>
-            <w:shd w:fill="FFFFFF" w:color="auto" w:val="clear"/>
-            <w:tcMar>
-              <w:top w:type="dxa" w:w="40"/>
-              <w:left w:type="dxa" w:w="80"/>
-              <w:bottom w:type="dxa" w:w="40"/>
-              <w:right w:type="dxa" w:w="80"/>
-            </w:tcMar>
-            <w:vAlign w:val="center"/>
-          </w:tcPr>
-          <w:p>
-            <w:r>
-              <w:rPr>
-                <w:rFonts w:ascii="Arial" w:cs="Arial" w:eastAsia="Arial" w:hAnsi="Arial"/>
-                <w:color w:val="6B6B6B"/>
-                <w:sz w:val="17"/>
-                <w:szCs w:val="17"/>
-              </w:rPr>
-              <w:t xml:space="preserve">Upper back on bench, drive hips to full extension, squeeze glutes at top.</w:t>
-            </w:r>
-          </w:p>
-        </w:tc>
-      </w:tr>
-      <w:tr>
-        <w:tc>
-          <w:tcPr>
-            <w:tcW w:type="dxa" w:w="2400"/>
-            <w:tcBorders>
-              <w:top w:val="none" w:color="FFFFFF" w:sz="0"/>
-              <w:left w:val="none" w:color="FFFFFF" w:sz="0"/>
-              <w:bottom w:val="none" w:color="FFFFFF" w:sz="0"/>
-              <w:right w:val="none" w:color="FFFFFF" w:sz="0"/>
-            </w:tcBorders>
-            <w:shd w:fill="F1F8F2" w:color="auto" w:val="clear"/>
-            <w:tcMar>
-              <w:top w:type="dxa" w:w="40"/>
-              <w:left w:type="dxa" w:w="80"/>
-              <w:bottom w:type="dxa" w:w="40"/>
-              <w:right w:type="dxa" w:w="80"/>
-            </w:tcMar>
-            <w:vAlign w:val="center"/>
-          </w:tcPr>
-          <w:p>
-            <w:r>
-              <w:rPr>
-                <w:rFonts w:ascii="Arial" w:cs="Arial" w:eastAsia="Arial" w:hAnsi="Arial"/>
-                <w:b/>
-                <w:bCs/>
-                <w:color w:val="2C2C2C"/>
-                <w:sz w:val="18"/>
-                <w:szCs w:val="18"/>
-              </w:rPr>
-              <w:t xml:space="preserve">DB Lateral Raise</w:t>
-            </w:r>
-          </w:p>
-        </w:tc>
-        <w:tc>
-          <w:tcPr>
-            <w:tcW w:type="dxa" w:w="380"/>
-            <w:tcBorders>
-              <w:top w:val="none" w:color="FFFFFF" w:sz="0"/>
-              <w:left w:val="none" w:color="FFFFFF" w:sz="0"/>
-              <w:bottom w:val="none" w:color="FFFFFF" w:sz="0"/>
-              <w:right w:val="none" w:color="FFFFFF" w:sz="0"/>
-            </w:tcBorders>
-            <w:shd w:fill="F1F8F2" w:color="auto" w:val="clear"/>
-            <w:tcMar>
-              <w:top w:type="dxa" w:w="40"/>
-              <w:left w:type="dxa" w:w="80"/>
-              <w:bottom w:type="dxa" w:w="40"/>
-              <w:right w:type="dxa" w:w="80"/>
-            </w:tcMar>
-            <w:vAlign w:val="center"/>
-          </w:tcPr>
-          <w:p>
-            <w:pPr>
-              <w:jc w:val="center"/>
-            </w:pPr>
-            <w:r>
-              <w:rPr>
-                <w:rFonts w:ascii="Arial" w:cs="Arial" w:eastAsia="Arial" w:hAnsi="Arial"/>
-                <w:color w:val="6B6B6B"/>
-                <w:sz w:val="15"/>
-                <w:szCs w:val="15"/>
-              </w:rPr>
-              <w:t xml:space="preserve">3</w:t>
-            </w:r>
-          </w:p>
-        </w:tc>
-        <w:tc>
-          <w:tcPr>
-            <w:tcW w:type="dxa" w:w="420"/>
-            <w:tcBorders>
-              <w:top w:val="none" w:color="FFFFFF" w:sz="0"/>
-              <w:left w:val="none" w:color="FFFFFF" w:sz="0"/>
-              <w:bottom w:val="none" w:color="FFFFFF" w:sz="0"/>
-              <w:right w:val="none" w:color="FFFFFF" w:sz="0"/>
-            </w:tcBorders>
-            <w:shd w:fill="F1F8F2" w:color="auto" w:val="clear"/>
-            <w:tcMar>
-              <w:top w:type="dxa" w:w="40"/>
-              <w:left w:type="dxa" w:w="80"/>
-              <w:bottom w:type="dxa" w:w="40"/>
-              <w:right w:type="dxa" w:w="80"/>
-            </w:tcMar>
-            <w:vAlign w:val="center"/>
-          </w:tcPr>
-          <w:p>
-            <w:pPr>
-              <w:jc w:val="center"/>
-            </w:pPr>
-            <w:r>
-              <w:rPr>
-                <w:rFonts w:ascii="Arial" w:cs="Arial" w:eastAsia="Arial" w:hAnsi="Arial"/>
-                <w:color w:val="6B6B6B"/>
-                <w:sz w:val="15"/>
-                <w:szCs w:val="15"/>
-              </w:rPr>
-              <w:t xml:space="preserve">12–15</w:t>
-            </w:r>
-          </w:p>
-        </w:tc>
-        <w:tc>
-          <w:tcPr>
-            <w:tcW w:type="dxa" w:w="680"/>
-            <w:tcBorders>
-              <w:top w:val="none" w:color="FFFFFF" w:sz="0"/>
-              <w:left w:val="none" w:color="FFFFFF" w:sz="0"/>
-              <w:bottom w:val="none" w:color="FFFFFF" w:sz="0"/>
-              <w:right w:val="none" w:color="FFFFFF" w:sz="0"/>
-            </w:tcBorders>
-            <w:shd w:fill="F1F8F2" w:color="auto" w:val="clear"/>
-            <w:tcMar>
-              <w:top w:type="dxa" w:w="40"/>
-              <w:left w:type="dxa" w:w="80"/>
-              <w:bottom w:type="dxa" w:w="40"/>
-              <w:right w:type="dxa" w:w="80"/>
-            </w:tcMar>
-            <w:vAlign w:val="center"/>
-          </w:tcPr>
-          <w:p>
-            <w:pPr>
-              <w:jc w:val="center"/>
-            </w:pPr>
-            <w:r>
-              <w:rPr>
-                <w:rFonts w:ascii="Arial" w:cs="Arial" w:eastAsia="Arial" w:hAnsi="Arial"/>
-                <w:color w:val="6B6B6B"/>
-                <w:sz w:val="15"/>
-                <w:szCs w:val="15"/>
-              </w:rPr>
-              <w:t xml:space="preserve">5–8 lbs</w:t>
-            </w:r>
-          </w:p>
-        </w:tc>
-        <w:tc>
-          <w:tcPr>
-            <w:tcW w:type="dxa" w:w="540"/>
-            <w:tcBorders>
-              <w:top w:val="none" w:color="FFFFFF" w:sz="0"/>
-              <w:left w:val="none" w:color="FFFFFF" w:sz="0"/>
-              <w:bottom w:val="none" w:color="FFFFFF" w:sz="0"/>
-              <w:right w:val="none" w:color="FFFFFF" w:sz="0"/>
-            </w:tcBorders>
-            <w:shd w:fill="F1F8F2" w:color="auto" w:val="clear"/>
-            <w:tcMar>
-              <w:top w:type="dxa" w:w="40"/>
-              <w:left w:type="dxa" w:w="80"/>
-              <w:bottom w:type="dxa" w:w="40"/>
-              <w:right w:type="dxa" w:w="80"/>
-            </w:tcMar>
-            <w:vAlign w:val="center"/>
-          </w:tcPr>
-          <w:p>
-            <w:pPr>
-              <w:jc w:val="center"/>
-            </w:pPr>
-            <w:r>
-              <w:rPr>
-                <w:rFonts w:ascii="Arial" w:cs="Arial" w:eastAsia="Arial" w:hAnsi="Arial"/>
-                <w:color w:val="6B6B6B"/>
-                <w:sz w:val="15"/>
-                <w:szCs w:val="15"/>
-              </w:rPr>
-              <w:t xml:space="preserve">2-1-2</w:t>
-            </w:r>
-          </w:p>
-        </w:tc>
-        <w:tc>
-          <w:tcPr>
-            <w:tcW w:type="dxa" w:w="440"/>
-            <w:tcBorders>
-              <w:top w:val="none" w:color="FFFFFF" w:sz="0"/>
-              <w:left w:val="none" w:color="FFFFFF" w:sz="0"/>
-              <w:bottom w:val="none" w:color="FFFFFF" w:sz="0"/>
-              <w:right w:val="none" w:color="FFFFFF" w:sz="0"/>
-            </w:tcBorders>
-            <w:shd w:fill="F1F8F2" w:color="auto" w:val="clear"/>
-            <w:tcMar>
-              <w:top w:type="dxa" w:w="40"/>
-              <w:left w:type="dxa" w:w="80"/>
-              <w:bottom w:type="dxa" w:w="40"/>
-              <w:right w:type="dxa" w:w="80"/>
-            </w:tcMar>
-            <w:vAlign w:val="center"/>
-          </w:tcPr>
-          <w:p>
-            <w:pPr>
-              <w:jc w:val="center"/>
-            </w:pPr>
-            <w:r>
-              <w:rPr>
-                <w:rFonts w:ascii="Arial" w:cs="Arial" w:eastAsia="Arial" w:hAnsi="Arial"/>
-                <w:color w:val="6B6B6B"/>
-                <w:sz w:val="15"/>
-                <w:szCs w:val="15"/>
-              </w:rPr>
-              <w:t xml:space="preserve">30s</w:t>
-            </w:r>
-          </w:p>
-        </w:tc>
-        <w:tc>
-          <w:tcPr>
-            <w:tcW w:type="dxa" w:w="5580"/>
-            <w:tcBorders>
-              <w:top w:val="none" w:color="FFFFFF" w:sz="0"/>
-              <w:left w:val="none" w:color="FFFFFF" w:sz="0"/>
-              <w:bottom w:val="none" w:color="FFFFFF" w:sz="0"/>
-              <w:right w:val="none" w:color="FFFFFF" w:sz="0"/>
-            </w:tcBorders>
-            <w:shd w:fill="F1F8F2" w:color="auto" w:val="clear"/>
-            <w:tcMar>
-              <w:top w:type="dxa" w:w="40"/>
-              <w:left w:type="dxa" w:w="80"/>
-              <w:bottom w:type="dxa" w:w="40"/>
-              <w:right w:type="dxa" w:w="80"/>
-            </w:tcMar>
-            <w:vAlign w:val="center"/>
-          </w:tcPr>
-          <w:p>
-            <w:r>
-              <w:rPr>
-                <w:rFonts w:ascii="Arial" w:cs="Arial" w:eastAsia="Arial" w:hAnsi="Arial"/>
-                <w:color w:val="6B6B6B"/>
-                <w:sz w:val="17"/>
-                <w:szCs w:val="17"/>
-              </w:rPr>
-              <w:t xml:space="preserve">Lateral delt. Arms slightly bent, raise to shoulder height, slow lower.</w:t>
-            </w:r>
-          </w:p>
-        </w:tc>
-      </w:tr>
     </w:tbl>
     <w:p>
       <w:pPr>
@@ -4864,7 +4431,7 @@
           <w:sz w:val="17"/>
           <w:szCs w:val="17"/>
         </w:rPr>
-        <w:t xml:space="preserve">C — PRIMARY PRESS STRENGTH</w:t>
+        <w:t xml:space="preserve">C — ACCESSORY — HIP THRUST &amp; SHOULDER</w:t>
       </w:r>
     </w:p>
     <w:p>
@@ -4889,7 +4456,7 @@
           <w:sz w:val="17"/>
           <w:szCs w:val="17"/>
         </w:rPr>
-        <w:t xml:space="preserve">Seated overhead press (10 lbs/hand x5, Epley 1RM ~12 lbs) and incline chest press (15 lbs/hand x5, Epley 1RM ~18 lbs) both tested clean. Single-Leg RDL closes the block — left leg leads every set (weaker side per the segmental scan above).</w:t>
+        <w:t xml:space="preserve">The glute-building accessory directly behind the deadlift — Hip Thrust tested at 65 lbs x8 (Epley 1RM ~82 lbs), trained on the same ramp — with a light lateral-raise pattern break before the pressing block below. If the hip thrust needs a variation: a floor glute bridge, a B-stance hip thrust (left leg takes the working share), or a single-leg glute bridge (left leg leads) covers the same pattern; the bench-supported hip thrust stays the lift we track.</w:t>
       </w:r>
     </w:p>
     <w:tbl>
@@ -5189,6 +4756,779 @@
                 <w:sz w:val="18"/>
                 <w:szCs w:val="18"/>
               </w:rPr>
+              <w:t xml:space="preserve">Hip Thrust (Barbell or Loaded DB, Bench-Supported)</w:t>
+            </w:r>
+          </w:p>
+        </w:tc>
+        <w:tc>
+          <w:tcPr>
+            <w:tcW w:type="dxa" w:w="380"/>
+            <w:tcBorders>
+              <w:top w:val="none" w:color="FFFFFF" w:sz="0"/>
+              <w:left w:val="none" w:color="FFFFFF" w:sz="0"/>
+              <w:bottom w:val="none" w:color="FFFFFF" w:sz="0"/>
+              <w:right w:val="none" w:color="FFFFFF" w:sz="0"/>
+            </w:tcBorders>
+            <w:shd w:fill="F1F8F2" w:color="auto" w:val="clear"/>
+            <w:tcMar>
+              <w:top w:type="dxa" w:w="40"/>
+              <w:left w:type="dxa" w:w="80"/>
+              <w:bottom w:type="dxa" w:w="40"/>
+              <w:right w:type="dxa" w:w="80"/>
+            </w:tcMar>
+            <w:vAlign w:val="center"/>
+          </w:tcPr>
+          <w:p>
+            <w:pPr>
+              <w:jc w:val="center"/>
+            </w:pPr>
+            <w:r>
+              <w:rPr>
+                <w:rFonts w:ascii="Arial" w:cs="Arial" w:eastAsia="Arial" w:hAnsi="Arial"/>
+                <w:color w:val="6B6B6B"/>
+                <w:sz w:val="15"/>
+                <w:szCs w:val="15"/>
+              </w:rPr>
+              <w:t xml:space="preserve">3</w:t>
+            </w:r>
+          </w:p>
+        </w:tc>
+        <w:tc>
+          <w:tcPr>
+            <w:tcW w:type="dxa" w:w="420"/>
+            <w:tcBorders>
+              <w:top w:val="none" w:color="FFFFFF" w:sz="0"/>
+              <w:left w:val="none" w:color="FFFFFF" w:sz="0"/>
+              <w:bottom w:val="none" w:color="FFFFFF" w:sz="0"/>
+              <w:right w:val="none" w:color="FFFFFF" w:sz="0"/>
+            </w:tcBorders>
+            <w:shd w:fill="F1F8F2" w:color="auto" w:val="clear"/>
+            <w:tcMar>
+              <w:top w:type="dxa" w:w="40"/>
+              <w:left w:type="dxa" w:w="80"/>
+              <w:bottom w:type="dxa" w:w="40"/>
+              <w:right w:type="dxa" w:w="80"/>
+            </w:tcMar>
+            <w:vAlign w:val="center"/>
+          </w:tcPr>
+          <w:p>
+            <w:pPr>
+              <w:jc w:val="center"/>
+            </w:pPr>
+            <w:r>
+              <w:rPr>
+                <w:rFonts w:ascii="Arial" w:cs="Arial" w:eastAsia="Arial" w:hAnsi="Arial"/>
+                <w:color w:val="6B6B6B"/>
+                <w:sz w:val="15"/>
+                <w:szCs w:val="15"/>
+              </w:rPr>
+              <w:t xml:space="preserve">8</w:t>
+            </w:r>
+          </w:p>
+        </w:tc>
+        <w:tc>
+          <w:tcPr>
+            <w:tcW w:type="dxa" w:w="680"/>
+            <w:tcBorders>
+              <w:top w:val="none" w:color="FFFFFF" w:sz="0"/>
+              <w:left w:val="none" w:color="FFFFFF" w:sz="0"/>
+              <w:bottom w:val="none" w:color="FFFFFF" w:sz="0"/>
+              <w:right w:val="none" w:color="FFFFFF" w:sz="0"/>
+            </w:tcBorders>
+            <w:shd w:fill="F1F8F2" w:color="auto" w:val="clear"/>
+            <w:tcMar>
+              <w:top w:type="dxa" w:w="40"/>
+              <w:left w:type="dxa" w:w="80"/>
+              <w:bottom w:type="dxa" w:w="40"/>
+              <w:right w:type="dxa" w:w="80"/>
+            </w:tcMar>
+            <w:vAlign w:val="center"/>
+          </w:tcPr>
+          <w:p>
+            <w:pPr>
+              <w:jc w:val="center"/>
+            </w:pPr>
+            <w:r>
+              <w:rPr>
+                <w:rFonts w:ascii="Arial" w:cs="Arial" w:eastAsia="Arial" w:hAnsi="Arial"/>
+                <w:color w:val="6B6B6B"/>
+                <w:sz w:val="15"/>
+                <w:szCs w:val="15"/>
+              </w:rPr>
+              <w:t xml:space="preserve">Wk1: 60 lbs → Wk4: 80 lbs</w:t>
+            </w:r>
+          </w:p>
+        </w:tc>
+        <w:tc>
+          <w:tcPr>
+            <w:tcW w:type="dxa" w:w="540"/>
+            <w:tcBorders>
+              <w:top w:val="none" w:color="FFFFFF" w:sz="0"/>
+              <w:left w:val="none" w:color="FFFFFF" w:sz="0"/>
+              <w:bottom w:val="none" w:color="FFFFFF" w:sz="0"/>
+              <w:right w:val="none" w:color="FFFFFF" w:sz="0"/>
+            </w:tcBorders>
+            <w:shd w:fill="F1F8F2" w:color="auto" w:val="clear"/>
+            <w:tcMar>
+              <w:top w:type="dxa" w:w="40"/>
+              <w:left w:type="dxa" w:w="80"/>
+              <w:bottom w:type="dxa" w:w="40"/>
+              <w:right w:type="dxa" w:w="80"/>
+            </w:tcMar>
+            <w:vAlign w:val="center"/>
+          </w:tcPr>
+          <w:p>
+            <w:pPr>
+              <w:jc w:val="center"/>
+            </w:pPr>
+            <w:r>
+              <w:rPr>
+                <w:rFonts w:ascii="Arial" w:cs="Arial" w:eastAsia="Arial" w:hAnsi="Arial"/>
+                <w:color w:val="6B6B6B"/>
+                <w:sz w:val="15"/>
+                <w:szCs w:val="15"/>
+              </w:rPr>
+              <w:t xml:space="preserve">2-1-2</w:t>
+            </w:r>
+          </w:p>
+        </w:tc>
+        <w:tc>
+          <w:tcPr>
+            <w:tcW w:type="dxa" w:w="440"/>
+            <w:tcBorders>
+              <w:top w:val="none" w:color="FFFFFF" w:sz="0"/>
+              <w:left w:val="none" w:color="FFFFFF" w:sz="0"/>
+              <w:bottom w:val="none" w:color="FFFFFF" w:sz="0"/>
+              <w:right w:val="none" w:color="FFFFFF" w:sz="0"/>
+            </w:tcBorders>
+            <w:shd w:fill="F1F8F2" w:color="auto" w:val="clear"/>
+            <w:tcMar>
+              <w:top w:type="dxa" w:w="40"/>
+              <w:left w:type="dxa" w:w="80"/>
+              <w:bottom w:type="dxa" w:w="40"/>
+              <w:right w:type="dxa" w:w="80"/>
+            </w:tcMar>
+            <w:vAlign w:val="center"/>
+          </w:tcPr>
+          <w:p>
+            <w:pPr>
+              <w:jc w:val="center"/>
+            </w:pPr>
+            <w:r>
+              <w:rPr>
+                <w:rFonts w:ascii="Arial" w:cs="Arial" w:eastAsia="Arial" w:hAnsi="Arial"/>
+                <w:color w:val="6B6B6B"/>
+                <w:sz w:val="15"/>
+                <w:szCs w:val="15"/>
+              </w:rPr>
+              <w:t xml:space="preserve">90s</w:t>
+            </w:r>
+          </w:p>
+        </w:tc>
+        <w:tc>
+          <w:tcPr>
+            <w:tcW w:type="dxa" w:w="5580"/>
+            <w:tcBorders>
+              <w:top w:val="none" w:color="FFFFFF" w:sz="0"/>
+              <w:left w:val="none" w:color="FFFFFF" w:sz="0"/>
+              <w:bottom w:val="none" w:color="FFFFFF" w:sz="0"/>
+              <w:right w:val="none" w:color="FFFFFF" w:sz="0"/>
+            </w:tcBorders>
+            <w:shd w:fill="F1F8F2" w:color="auto" w:val="clear"/>
+            <w:tcMar>
+              <w:top w:type="dxa" w:w="40"/>
+              <w:left w:type="dxa" w:w="80"/>
+              <w:bottom w:type="dxa" w:w="40"/>
+              <w:right w:type="dxa" w:w="80"/>
+            </w:tcMar>
+            <w:vAlign w:val="center"/>
+          </w:tcPr>
+          <w:p>
+            <w:r>
+              <w:rPr>
+                <w:rFonts w:ascii="Arial" w:cs="Arial" w:eastAsia="Arial" w:hAnsi="Arial"/>
+                <w:color w:val="6B6B6B"/>
+                <w:sz w:val="17"/>
+                <w:szCs w:val="17"/>
+              </w:rPr>
+              <w:t xml:space="preserve">Upper back on bench, drive hips to full extension, squeeze glutes at top.</w:t>
+            </w:r>
+          </w:p>
+        </w:tc>
+      </w:tr>
+      <w:tr>
+        <w:tc>
+          <w:tcPr>
+            <w:tcW w:type="dxa" w:w="2400"/>
+            <w:tcBorders>
+              <w:top w:val="none" w:color="FFFFFF" w:sz="0"/>
+              <w:left w:val="none" w:color="FFFFFF" w:sz="0"/>
+              <w:bottom w:val="none" w:color="FFFFFF" w:sz="0"/>
+              <w:right w:val="none" w:color="FFFFFF" w:sz="0"/>
+            </w:tcBorders>
+            <w:shd w:fill="FFFFFF" w:color="auto" w:val="clear"/>
+            <w:tcMar>
+              <w:top w:type="dxa" w:w="40"/>
+              <w:left w:type="dxa" w:w="80"/>
+              <w:bottom w:type="dxa" w:w="40"/>
+              <w:right w:type="dxa" w:w="80"/>
+            </w:tcMar>
+            <w:vAlign w:val="center"/>
+          </w:tcPr>
+          <w:p>
+            <w:r>
+              <w:rPr>
+                <w:rFonts w:ascii="Arial" w:cs="Arial" w:eastAsia="Arial" w:hAnsi="Arial"/>
+                <w:b/>
+                <w:bCs/>
+                <w:color w:val="2C2C2C"/>
+                <w:sz w:val="18"/>
+                <w:szCs w:val="18"/>
+              </w:rPr>
+              <w:t xml:space="preserve">DB Lateral Raise</w:t>
+            </w:r>
+          </w:p>
+        </w:tc>
+        <w:tc>
+          <w:tcPr>
+            <w:tcW w:type="dxa" w:w="380"/>
+            <w:tcBorders>
+              <w:top w:val="none" w:color="FFFFFF" w:sz="0"/>
+              <w:left w:val="none" w:color="FFFFFF" w:sz="0"/>
+              <w:bottom w:val="none" w:color="FFFFFF" w:sz="0"/>
+              <w:right w:val="none" w:color="FFFFFF" w:sz="0"/>
+            </w:tcBorders>
+            <w:shd w:fill="FFFFFF" w:color="auto" w:val="clear"/>
+            <w:tcMar>
+              <w:top w:type="dxa" w:w="40"/>
+              <w:left w:type="dxa" w:w="80"/>
+              <w:bottom w:type="dxa" w:w="40"/>
+              <w:right w:type="dxa" w:w="80"/>
+            </w:tcMar>
+            <w:vAlign w:val="center"/>
+          </w:tcPr>
+          <w:p>
+            <w:pPr>
+              <w:jc w:val="center"/>
+            </w:pPr>
+            <w:r>
+              <w:rPr>
+                <w:rFonts w:ascii="Arial" w:cs="Arial" w:eastAsia="Arial" w:hAnsi="Arial"/>
+                <w:color w:val="6B6B6B"/>
+                <w:sz w:val="15"/>
+                <w:szCs w:val="15"/>
+              </w:rPr>
+              <w:t xml:space="preserve">3</w:t>
+            </w:r>
+          </w:p>
+        </w:tc>
+        <w:tc>
+          <w:tcPr>
+            <w:tcW w:type="dxa" w:w="420"/>
+            <w:tcBorders>
+              <w:top w:val="none" w:color="FFFFFF" w:sz="0"/>
+              <w:left w:val="none" w:color="FFFFFF" w:sz="0"/>
+              <w:bottom w:val="none" w:color="FFFFFF" w:sz="0"/>
+              <w:right w:val="none" w:color="FFFFFF" w:sz="0"/>
+            </w:tcBorders>
+            <w:shd w:fill="FFFFFF" w:color="auto" w:val="clear"/>
+            <w:tcMar>
+              <w:top w:type="dxa" w:w="40"/>
+              <w:left w:type="dxa" w:w="80"/>
+              <w:bottom w:type="dxa" w:w="40"/>
+              <w:right w:type="dxa" w:w="80"/>
+            </w:tcMar>
+            <w:vAlign w:val="center"/>
+          </w:tcPr>
+          <w:p>
+            <w:pPr>
+              <w:jc w:val="center"/>
+            </w:pPr>
+            <w:r>
+              <w:rPr>
+                <w:rFonts w:ascii="Arial" w:cs="Arial" w:eastAsia="Arial" w:hAnsi="Arial"/>
+                <w:color w:val="6B6B6B"/>
+                <w:sz w:val="15"/>
+                <w:szCs w:val="15"/>
+              </w:rPr>
+              <w:t xml:space="preserve">12–15</w:t>
+            </w:r>
+          </w:p>
+        </w:tc>
+        <w:tc>
+          <w:tcPr>
+            <w:tcW w:type="dxa" w:w="680"/>
+            <w:tcBorders>
+              <w:top w:val="none" w:color="FFFFFF" w:sz="0"/>
+              <w:left w:val="none" w:color="FFFFFF" w:sz="0"/>
+              <w:bottom w:val="none" w:color="FFFFFF" w:sz="0"/>
+              <w:right w:val="none" w:color="FFFFFF" w:sz="0"/>
+            </w:tcBorders>
+            <w:shd w:fill="FFFFFF" w:color="auto" w:val="clear"/>
+            <w:tcMar>
+              <w:top w:type="dxa" w:w="40"/>
+              <w:left w:type="dxa" w:w="80"/>
+              <w:bottom w:type="dxa" w:w="40"/>
+              <w:right w:type="dxa" w:w="80"/>
+            </w:tcMar>
+            <w:vAlign w:val="center"/>
+          </w:tcPr>
+          <w:p>
+            <w:pPr>
+              <w:jc w:val="center"/>
+            </w:pPr>
+            <w:r>
+              <w:rPr>
+                <w:rFonts w:ascii="Arial" w:cs="Arial" w:eastAsia="Arial" w:hAnsi="Arial"/>
+                <w:color w:val="6B6B6B"/>
+                <w:sz w:val="15"/>
+                <w:szCs w:val="15"/>
+              </w:rPr>
+              <w:t xml:space="preserve">5–8 lbs</w:t>
+            </w:r>
+          </w:p>
+        </w:tc>
+        <w:tc>
+          <w:tcPr>
+            <w:tcW w:type="dxa" w:w="540"/>
+            <w:tcBorders>
+              <w:top w:val="none" w:color="FFFFFF" w:sz="0"/>
+              <w:left w:val="none" w:color="FFFFFF" w:sz="0"/>
+              <w:bottom w:val="none" w:color="FFFFFF" w:sz="0"/>
+              <w:right w:val="none" w:color="FFFFFF" w:sz="0"/>
+            </w:tcBorders>
+            <w:shd w:fill="FFFFFF" w:color="auto" w:val="clear"/>
+            <w:tcMar>
+              <w:top w:type="dxa" w:w="40"/>
+              <w:left w:type="dxa" w:w="80"/>
+              <w:bottom w:type="dxa" w:w="40"/>
+              <w:right w:type="dxa" w:w="80"/>
+            </w:tcMar>
+            <w:vAlign w:val="center"/>
+          </w:tcPr>
+          <w:p>
+            <w:pPr>
+              <w:jc w:val="center"/>
+            </w:pPr>
+            <w:r>
+              <w:rPr>
+                <w:rFonts w:ascii="Arial" w:cs="Arial" w:eastAsia="Arial" w:hAnsi="Arial"/>
+                <w:color w:val="6B6B6B"/>
+                <w:sz w:val="15"/>
+                <w:szCs w:val="15"/>
+              </w:rPr>
+              <w:t xml:space="preserve">2-1-2</w:t>
+            </w:r>
+          </w:p>
+        </w:tc>
+        <w:tc>
+          <w:tcPr>
+            <w:tcW w:type="dxa" w:w="440"/>
+            <w:tcBorders>
+              <w:top w:val="none" w:color="FFFFFF" w:sz="0"/>
+              <w:left w:val="none" w:color="FFFFFF" w:sz="0"/>
+              <w:bottom w:val="none" w:color="FFFFFF" w:sz="0"/>
+              <w:right w:val="none" w:color="FFFFFF" w:sz="0"/>
+            </w:tcBorders>
+            <w:shd w:fill="FFFFFF" w:color="auto" w:val="clear"/>
+            <w:tcMar>
+              <w:top w:type="dxa" w:w="40"/>
+              <w:left w:type="dxa" w:w="80"/>
+              <w:bottom w:type="dxa" w:w="40"/>
+              <w:right w:type="dxa" w:w="80"/>
+            </w:tcMar>
+            <w:vAlign w:val="center"/>
+          </w:tcPr>
+          <w:p>
+            <w:pPr>
+              <w:jc w:val="center"/>
+            </w:pPr>
+            <w:r>
+              <w:rPr>
+                <w:rFonts w:ascii="Arial" w:cs="Arial" w:eastAsia="Arial" w:hAnsi="Arial"/>
+                <w:color w:val="6B6B6B"/>
+                <w:sz w:val="15"/>
+                <w:szCs w:val="15"/>
+              </w:rPr>
+              <w:t xml:space="preserve">30s</w:t>
+            </w:r>
+          </w:p>
+        </w:tc>
+        <w:tc>
+          <w:tcPr>
+            <w:tcW w:type="dxa" w:w="5580"/>
+            <w:tcBorders>
+              <w:top w:val="none" w:color="FFFFFF" w:sz="0"/>
+              <w:left w:val="none" w:color="FFFFFF" w:sz="0"/>
+              <w:bottom w:val="none" w:color="FFFFFF" w:sz="0"/>
+              <w:right w:val="none" w:color="FFFFFF" w:sz="0"/>
+            </w:tcBorders>
+            <w:shd w:fill="FFFFFF" w:color="auto" w:val="clear"/>
+            <w:tcMar>
+              <w:top w:type="dxa" w:w="40"/>
+              <w:left w:type="dxa" w:w="80"/>
+              <w:bottom w:type="dxa" w:w="40"/>
+              <w:right w:type="dxa" w:w="80"/>
+            </w:tcMar>
+            <w:vAlign w:val="center"/>
+          </w:tcPr>
+          <w:p>
+            <w:r>
+              <w:rPr>
+                <w:rFonts w:ascii="Arial" w:cs="Arial" w:eastAsia="Arial" w:hAnsi="Arial"/>
+                <w:color w:val="6B6B6B"/>
+                <w:sz w:val="17"/>
+                <w:szCs w:val="17"/>
+              </w:rPr>
+              <w:t xml:space="preserve">Lateral delt. Arms slightly bent, raise to shoulder height, slow lower.</w:t>
+            </w:r>
+          </w:p>
+        </w:tc>
+      </w:tr>
+    </w:tbl>
+    <w:p>
+      <w:pPr>
+        <w:spacing w:after="100"/>
+      </w:pPr>
+    </w:p>
+    <w:p>
+      <w:pPr>
+        <w:spacing w:after="60" w:before="120"/>
+      </w:pPr>
+      <w:r>
+        <w:rPr>
+          <w:rFonts w:ascii="Arial" w:cs="Arial" w:eastAsia="Arial" w:hAnsi="Arial"/>
+          <w:b/>
+          <w:bCs/>
+          <w:color w:val="43A047"/>
+          <w:sz w:val="17"/>
+          <w:szCs w:val="17"/>
+        </w:rPr>
+        <w:t xml:space="preserve">D — SECONDARY COMPOUND — PRESS STRENGTH</w:t>
+      </w:r>
+    </w:p>
+    <w:p>
+      <w:pPr>
+        <w:spacing w:after="80"/>
+      </w:pPr>
+      <w:r>
+        <w:rPr>
+          <w:rFonts w:ascii="Arial" w:cs="Arial" w:eastAsia="Arial" w:hAnsi="Arial"/>
+          <w:b/>
+          <w:bCs/>
+          <w:color w:val="43A047"/>
+          <w:sz w:val="17"/>
+          <w:szCs w:val="17"/>
+        </w:rPr>
+        <w:t xml:space="preserve">Load Target:  </w:t>
+      </w:r>
+      <w:r>
+        <w:rPr>
+          <w:rFonts w:ascii="Arial" w:cs="Arial" w:eastAsia="Arial" w:hAnsi="Arial"/>
+          <w:color w:val="2C2C2C"/>
+          <w:sz w:val="17"/>
+          <w:szCs w:val="17"/>
+        </w:rPr>
+        <w:t xml:space="preserve">The day's second compound pattern — pressing, rotating off the hinge work above. Seated overhead press (10 lbs/hand x5, Epley 1RM ~12 lbs) and incline chest press (15 lbs/hand x5, Epley 1RM ~18 lbs) both tested clean. Single-Leg RDL closes the block — left leg leads every set (weaker side per the segmental scan above). If the day calls for a press variation, rotate between: a landmine press (angled, shoulder-friendly arc) or a half-kneeling single-arm DB press; the seated press and incline press stay the lifts we track and retest.</w:t>
+      </w:r>
+    </w:p>
+    <w:tbl>
+      <w:tblPr>
+        <w:tblW w:type="dxa" w:w="10440"/>
+        <w:tblBorders>
+          <w:top w:val="none" w:color="FFFFFF" w:sz="0"/>
+          <w:left w:val="none" w:color="FFFFFF" w:sz="0"/>
+          <w:bottom w:val="none" w:color="FFFFFF" w:sz="0"/>
+          <w:right w:val="none" w:color="FFFFFF" w:sz="0"/>
+          <w:insideH w:val="single" w:color="auto" w:sz="4"/>
+          <w:insideV w:val="single" w:color="auto" w:sz="4"/>
+        </w:tblBorders>
+      </w:tblPr>
+      <w:tblGrid>
+        <w:gridCol w:w="2400"/>
+        <w:gridCol w:w="380"/>
+        <w:gridCol w:w="420"/>
+        <w:gridCol w:w="680"/>
+        <w:gridCol w:w="540"/>
+        <w:gridCol w:w="440"/>
+        <w:gridCol w:w="5580"/>
+      </w:tblGrid>
+      <w:tr>
+        <w:tc>
+          <w:tcPr>
+            <w:tcW w:type="dxa" w:w="2400"/>
+            <w:tcBorders>
+              <w:top w:val="none" w:color="FFFFFF" w:sz="0"/>
+              <w:left w:val="none" w:color="FFFFFF" w:sz="0"/>
+              <w:bottom w:val="none" w:color="FFFFFF" w:sz="0"/>
+              <w:right w:val="none" w:color="FFFFFF" w:sz="0"/>
+            </w:tcBorders>
+            <w:shd w:fill="E8F5E9" w:color="auto" w:val="clear"/>
+            <w:tcMar>
+              <w:top w:type="dxa" w:w="40"/>
+              <w:left w:type="dxa" w:w="80"/>
+              <w:bottom w:type="dxa" w:w="40"/>
+              <w:right w:type="dxa" w:w="80"/>
+            </w:tcMar>
+            <w:vAlign w:val="center"/>
+          </w:tcPr>
+          <w:p>
+            <w:pPr>
+              <w:jc w:val="left"/>
+            </w:pPr>
+            <w:r>
+              <w:rPr>
+                <w:rFonts w:ascii="Arial" w:cs="Arial" w:eastAsia="Arial" w:hAnsi="Arial"/>
+                <w:b/>
+                <w:bCs/>
+                <w:color w:val="43A047"/>
+                <w:sz w:val="15"/>
+                <w:szCs w:val="15"/>
+              </w:rPr>
+              <w:t xml:space="preserve">EXERCISE</w:t>
+            </w:r>
+          </w:p>
+        </w:tc>
+        <w:tc>
+          <w:tcPr>
+            <w:tcW w:type="dxa" w:w="380"/>
+            <w:tcBorders>
+              <w:top w:val="none" w:color="FFFFFF" w:sz="0"/>
+              <w:left w:val="none" w:color="FFFFFF" w:sz="0"/>
+              <w:bottom w:val="none" w:color="FFFFFF" w:sz="0"/>
+              <w:right w:val="none" w:color="FFFFFF" w:sz="0"/>
+            </w:tcBorders>
+            <w:shd w:fill="E8F5E9" w:color="auto" w:val="clear"/>
+            <w:tcMar>
+              <w:top w:type="dxa" w:w="40"/>
+              <w:left w:type="dxa" w:w="80"/>
+              <w:bottom w:type="dxa" w:w="40"/>
+              <w:right w:type="dxa" w:w="80"/>
+            </w:tcMar>
+            <w:vAlign w:val="center"/>
+          </w:tcPr>
+          <w:p>
+            <w:pPr>
+              <w:jc w:val="center"/>
+            </w:pPr>
+            <w:r>
+              <w:rPr>
+                <w:rFonts w:ascii="Arial" w:cs="Arial" w:eastAsia="Arial" w:hAnsi="Arial"/>
+                <w:b/>
+                <w:bCs/>
+                <w:color w:val="43A047"/>
+                <w:sz w:val="13"/>
+                <w:szCs w:val="13"/>
+              </w:rPr>
+              <w:t xml:space="preserve">SETS</w:t>
+            </w:r>
+          </w:p>
+        </w:tc>
+        <w:tc>
+          <w:tcPr>
+            <w:tcW w:type="dxa" w:w="420"/>
+            <w:tcBorders>
+              <w:top w:val="none" w:color="FFFFFF" w:sz="0"/>
+              <w:left w:val="none" w:color="FFFFFF" w:sz="0"/>
+              <w:bottom w:val="none" w:color="FFFFFF" w:sz="0"/>
+              <w:right w:val="none" w:color="FFFFFF" w:sz="0"/>
+            </w:tcBorders>
+            <w:shd w:fill="E8F5E9" w:color="auto" w:val="clear"/>
+            <w:tcMar>
+              <w:top w:type="dxa" w:w="40"/>
+              <w:left w:type="dxa" w:w="80"/>
+              <w:bottom w:type="dxa" w:w="40"/>
+              <w:right w:type="dxa" w:w="80"/>
+            </w:tcMar>
+            <w:vAlign w:val="center"/>
+          </w:tcPr>
+          <w:p>
+            <w:pPr>
+              <w:jc w:val="center"/>
+            </w:pPr>
+            <w:r>
+              <w:rPr>
+                <w:rFonts w:ascii="Arial" w:cs="Arial" w:eastAsia="Arial" w:hAnsi="Arial"/>
+                <w:b/>
+                <w:bCs/>
+                <w:color w:val="43A047"/>
+                <w:sz w:val="13"/>
+                <w:szCs w:val="13"/>
+              </w:rPr>
+              <w:t xml:space="preserve">REPS</w:t>
+            </w:r>
+          </w:p>
+        </w:tc>
+        <w:tc>
+          <w:tcPr>
+            <w:tcW w:type="dxa" w:w="680"/>
+            <w:tcBorders>
+              <w:top w:val="none" w:color="FFFFFF" w:sz="0"/>
+              <w:left w:val="none" w:color="FFFFFF" w:sz="0"/>
+              <w:bottom w:val="none" w:color="FFFFFF" w:sz="0"/>
+              <w:right w:val="none" w:color="FFFFFF" w:sz="0"/>
+            </w:tcBorders>
+            <w:shd w:fill="E8F5E9" w:color="auto" w:val="clear"/>
+            <w:tcMar>
+              <w:top w:type="dxa" w:w="40"/>
+              <w:left w:type="dxa" w:w="80"/>
+              <w:bottom w:type="dxa" w:w="40"/>
+              <w:right w:type="dxa" w:w="80"/>
+            </w:tcMar>
+            <w:vAlign w:val="center"/>
+          </w:tcPr>
+          <w:p>
+            <w:pPr>
+              <w:jc w:val="center"/>
+            </w:pPr>
+            <w:r>
+              <w:rPr>
+                <w:rFonts w:ascii="Arial" w:cs="Arial" w:eastAsia="Arial" w:hAnsi="Arial"/>
+                <w:b/>
+                <w:bCs/>
+                <w:color w:val="43A047"/>
+                <w:sz w:val="13"/>
+                <w:szCs w:val="13"/>
+              </w:rPr>
+              <w:t xml:space="preserve">LOAD</w:t>
+            </w:r>
+          </w:p>
+        </w:tc>
+        <w:tc>
+          <w:tcPr>
+            <w:tcW w:type="dxa" w:w="540"/>
+            <w:tcBorders>
+              <w:top w:val="none" w:color="FFFFFF" w:sz="0"/>
+              <w:left w:val="none" w:color="FFFFFF" w:sz="0"/>
+              <w:bottom w:val="none" w:color="FFFFFF" w:sz="0"/>
+              <w:right w:val="none" w:color="FFFFFF" w:sz="0"/>
+            </w:tcBorders>
+            <w:shd w:fill="E8F5E9" w:color="auto" w:val="clear"/>
+            <w:tcMar>
+              <w:top w:type="dxa" w:w="40"/>
+              <w:left w:type="dxa" w:w="80"/>
+              <w:bottom w:type="dxa" w:w="40"/>
+              <w:right w:type="dxa" w:w="80"/>
+            </w:tcMar>
+            <w:vAlign w:val="center"/>
+          </w:tcPr>
+          <w:p>
+            <w:pPr>
+              <w:jc w:val="center"/>
+            </w:pPr>
+            <w:r>
+              <w:rPr>
+                <w:rFonts w:ascii="Arial" w:cs="Arial" w:eastAsia="Arial" w:hAnsi="Arial"/>
+                <w:b/>
+                <w:bCs/>
+                <w:color w:val="43A047"/>
+                <w:sz w:val="13"/>
+                <w:szCs w:val="13"/>
+              </w:rPr>
+              <w:t xml:space="preserve">TEMPO</w:t>
+            </w:r>
+          </w:p>
+        </w:tc>
+        <w:tc>
+          <w:tcPr>
+            <w:tcW w:type="dxa" w:w="440"/>
+            <w:tcBorders>
+              <w:top w:val="none" w:color="FFFFFF" w:sz="0"/>
+              <w:left w:val="none" w:color="FFFFFF" w:sz="0"/>
+              <w:bottom w:val="none" w:color="FFFFFF" w:sz="0"/>
+              <w:right w:val="none" w:color="FFFFFF" w:sz="0"/>
+            </w:tcBorders>
+            <w:shd w:fill="E8F5E9" w:color="auto" w:val="clear"/>
+            <w:tcMar>
+              <w:top w:type="dxa" w:w="40"/>
+              <w:left w:type="dxa" w:w="80"/>
+              <w:bottom w:type="dxa" w:w="40"/>
+              <w:right w:type="dxa" w:w="80"/>
+            </w:tcMar>
+            <w:vAlign w:val="center"/>
+          </w:tcPr>
+          <w:p>
+            <w:pPr>
+              <w:jc w:val="center"/>
+            </w:pPr>
+            <w:r>
+              <w:rPr>
+                <w:rFonts w:ascii="Arial" w:cs="Arial" w:eastAsia="Arial" w:hAnsi="Arial"/>
+                <w:b/>
+                <w:bCs/>
+                <w:color w:val="43A047"/>
+                <w:sz w:val="13"/>
+                <w:szCs w:val="13"/>
+              </w:rPr>
+              <w:t xml:space="preserve">REST</w:t>
+            </w:r>
+          </w:p>
+        </w:tc>
+        <w:tc>
+          <w:tcPr>
+            <w:tcW w:type="dxa" w:w="5580"/>
+            <w:tcBorders>
+              <w:top w:val="none" w:color="FFFFFF" w:sz="0"/>
+              <w:left w:val="none" w:color="FFFFFF" w:sz="0"/>
+              <w:bottom w:val="none" w:color="FFFFFF" w:sz="0"/>
+              <w:right w:val="none" w:color="FFFFFF" w:sz="0"/>
+            </w:tcBorders>
+            <w:shd w:fill="E8F5E9" w:color="auto" w:val="clear"/>
+            <w:tcMar>
+              <w:top w:type="dxa" w:w="40"/>
+              <w:left w:type="dxa" w:w="80"/>
+              <w:bottom w:type="dxa" w:w="40"/>
+              <w:right w:type="dxa" w:w="80"/>
+            </w:tcMar>
+            <w:vAlign w:val="center"/>
+          </w:tcPr>
+          <w:p>
+            <w:pPr>
+              <w:jc w:val="left"/>
+            </w:pPr>
+            <w:r>
+              <w:rPr>
+                <w:rFonts w:ascii="Arial" w:cs="Arial" w:eastAsia="Arial" w:hAnsi="Arial"/>
+                <w:b/>
+                <w:bCs/>
+                <w:color w:val="43A047"/>
+                <w:sz w:val="15"/>
+                <w:szCs w:val="15"/>
+              </w:rPr>
+              <w:t xml:space="preserve">COACHING CUE</w:t>
+            </w:r>
+          </w:p>
+        </w:tc>
+      </w:tr>
+      <w:tr>
+        <w:tc>
+          <w:tcPr>
+            <w:tcW w:type="dxa" w:w="2400"/>
+            <w:tcBorders>
+              <w:top w:val="none" w:color="FFFFFF" w:sz="0"/>
+              <w:left w:val="none" w:color="FFFFFF" w:sz="0"/>
+              <w:bottom w:val="none" w:color="FFFFFF" w:sz="0"/>
+              <w:right w:val="none" w:color="FFFFFF" w:sz="0"/>
+            </w:tcBorders>
+            <w:shd w:fill="F1F8F2" w:color="auto" w:val="clear"/>
+            <w:tcMar>
+              <w:top w:type="dxa" w:w="40"/>
+              <w:left w:type="dxa" w:w="80"/>
+              <w:bottom w:type="dxa" w:w="40"/>
+              <w:right w:type="dxa" w:w="80"/>
+            </w:tcMar>
+            <w:vAlign w:val="center"/>
+          </w:tcPr>
+          <w:p>
+            <w:r>
+              <w:rPr>
+                <w:rFonts w:ascii="Arial" w:cs="Arial" w:eastAsia="Arial" w:hAnsi="Arial"/>
+                <w:b/>
+                <w:bCs/>
+                <w:color w:val="2C2C2C"/>
+                <w:sz w:val="18"/>
+                <w:szCs w:val="18"/>
+              </w:rPr>
               <w:t xml:space="preserve">DB Overhead Press (Seated)</w:t>
             </w:r>
           </w:p>
@@ -5866,7 +6206,7 @@
           <w:sz w:val="17"/>
           <w:szCs w:val="17"/>
         </w:rPr>
-        <w:t xml:space="preserve">D — LOADED CARRY, CORE &amp; CONDITIONING</w:t>
+        <w:t xml:space="preserve">E — FULL-BODY INTEGRATION — LOADED CARRY + CORE</w:t>
       </w:r>
     </w:p>
     <w:p>
@@ -5891,7 +6231,7 @@
           <w:sz w:val="17"/>
           <w:szCs w:val="17"/>
         </w:rPr>
-        <w:t xml:space="preserve">Farmer carry and plank close the session and double as the primary cardiovascular stimulus at 2 days/week. Carry with both hands evenly — the arm-to-arm difference here is minor, so no side-lead is applied to carry or row work.</w:t>
+        <w:t xml:space="preserve">The session's closing compound work — the carry pulls the day's hinge strength and braced posture together under gait, paired with the core work that supports every compound lift above. Carry with both hands evenly — the arm-to-arm difference here is minor, so no side-lead is applied to carry or row work. Distance and movement quality govern the carry, not an effort target. A goblet carry (one DB at the chest) or front-rack carry covers the same ground with an upright-posture bias if it suits the day better.</w:t>
       </w:r>
     </w:p>
     <w:tbl>
@@ -6849,6 +7189,74 @@
           </w:p>
         </w:tc>
       </w:tr>
+    </w:tbl>
+    <w:p>
+      <w:pPr>
+        <w:spacing w:after="100"/>
+      </w:pPr>
+    </w:p>
+    <w:p>
+      <w:pPr>
+        <w:spacing w:after="60" w:before="120"/>
+      </w:pPr>
+      <w:r>
+        <w:rPr>
+          <w:rFonts w:ascii="Arial" w:cs="Arial" w:eastAsia="Arial" w:hAnsi="Arial"/>
+          <w:b/>
+          <w:bCs/>
+          <w:color w:val="C9A227"/>
+          <w:sz w:val="17"/>
+          <w:szCs w:val="17"/>
+        </w:rPr>
+        <w:t xml:space="preserve">F — CONDITIONING CLOSE</w:t>
+      </w:r>
+    </w:p>
+    <w:p>
+      <w:pPr>
+        <w:spacing w:after="80"/>
+      </w:pPr>
+      <w:r>
+        <w:rPr>
+          <w:rFonts w:ascii="Arial" w:cs="Arial" w:eastAsia="Arial" w:hAnsi="Arial"/>
+          <w:b/>
+          <w:bCs/>
+          <w:color w:val="C9A227"/>
+          <w:sz w:val="17"/>
+          <w:szCs w:val="17"/>
+        </w:rPr>
+        <w:t xml:space="preserve">Why:  </w:t>
+      </w:r>
+      <w:r>
+        <w:rPr>
+          <w:rFonts w:ascii="Arial" w:cs="Arial" w:eastAsia="Arial" w:hAnsi="Arial"/>
+          <w:color w:val="2C2C2C"/>
+          <w:sz w:val="17"/>
+          <w:szCs w:val="17"/>
+        </w:rPr>
+        <w:t xml:space="preserve">A brief steady-state close — the primary cardiovascular dose at 2 days/week, after the training work is done.</w:t>
+      </w:r>
+    </w:p>
+    <w:tbl>
+      <w:tblPr>
+        <w:tblW w:type="dxa" w:w="10440"/>
+        <w:tblBorders>
+          <w:top w:val="none" w:color="FFFFFF" w:sz="0"/>
+          <w:left w:val="none" w:color="FFFFFF" w:sz="0"/>
+          <w:bottom w:val="none" w:color="FFFFFF" w:sz="0"/>
+          <w:right w:val="none" w:color="FFFFFF" w:sz="0"/>
+          <w:insideH w:val="single" w:color="auto" w:sz="4"/>
+          <w:insideV w:val="single" w:color="auto" w:sz="4"/>
+        </w:tblBorders>
+      </w:tblPr>
+      <w:tblGrid>
+        <w:gridCol w:w="2400"/>
+        <w:gridCol w:w="380"/>
+        <w:gridCol w:w="420"/>
+        <w:gridCol w:w="680"/>
+        <w:gridCol w:w="540"/>
+        <w:gridCol w:w="440"/>
+        <w:gridCol w:w="5580"/>
+      </w:tblGrid>
       <w:tr>
         <w:tc>
           <w:tcPr>
@@ -6859,7 +7267,254 @@
               <w:bottom w:val="none" w:color="FFFFFF" w:sz="0"/>
               <w:right w:val="none" w:color="FFFFFF" w:sz="0"/>
             </w:tcBorders>
-            <w:shd w:fill="FFFFFF" w:color="auto" w:val="clear"/>
+            <w:shd w:fill="F5E8C0" w:color="auto" w:val="clear"/>
+            <w:tcMar>
+              <w:top w:type="dxa" w:w="40"/>
+              <w:left w:type="dxa" w:w="80"/>
+              <w:bottom w:type="dxa" w:w="40"/>
+              <w:right w:type="dxa" w:w="80"/>
+            </w:tcMar>
+            <w:vAlign w:val="center"/>
+          </w:tcPr>
+          <w:p>
+            <w:pPr>
+              <w:jc w:val="left"/>
+            </w:pPr>
+            <w:r>
+              <w:rPr>
+                <w:rFonts w:ascii="Arial" w:cs="Arial" w:eastAsia="Arial" w:hAnsi="Arial"/>
+                <w:b/>
+                <w:bCs/>
+                <w:color w:val="C9A227"/>
+                <w:sz w:val="15"/>
+                <w:szCs w:val="15"/>
+              </w:rPr>
+              <w:t xml:space="preserve">EXERCISE</w:t>
+            </w:r>
+          </w:p>
+        </w:tc>
+        <w:tc>
+          <w:tcPr>
+            <w:tcW w:type="dxa" w:w="380"/>
+            <w:tcBorders>
+              <w:top w:val="none" w:color="FFFFFF" w:sz="0"/>
+              <w:left w:val="none" w:color="FFFFFF" w:sz="0"/>
+              <w:bottom w:val="none" w:color="FFFFFF" w:sz="0"/>
+              <w:right w:val="none" w:color="FFFFFF" w:sz="0"/>
+            </w:tcBorders>
+            <w:shd w:fill="F5E8C0" w:color="auto" w:val="clear"/>
+            <w:tcMar>
+              <w:top w:type="dxa" w:w="40"/>
+              <w:left w:type="dxa" w:w="80"/>
+              <w:bottom w:type="dxa" w:w="40"/>
+              <w:right w:type="dxa" w:w="80"/>
+            </w:tcMar>
+            <w:vAlign w:val="center"/>
+          </w:tcPr>
+          <w:p>
+            <w:pPr>
+              <w:jc w:val="center"/>
+            </w:pPr>
+            <w:r>
+              <w:rPr>
+                <w:rFonts w:ascii="Arial" w:cs="Arial" w:eastAsia="Arial" w:hAnsi="Arial"/>
+                <w:b/>
+                <w:bCs/>
+                <w:color w:val="C9A227"/>
+                <w:sz w:val="13"/>
+                <w:szCs w:val="13"/>
+              </w:rPr>
+              <w:t xml:space="preserve">SETS</w:t>
+            </w:r>
+          </w:p>
+        </w:tc>
+        <w:tc>
+          <w:tcPr>
+            <w:tcW w:type="dxa" w:w="420"/>
+            <w:tcBorders>
+              <w:top w:val="none" w:color="FFFFFF" w:sz="0"/>
+              <w:left w:val="none" w:color="FFFFFF" w:sz="0"/>
+              <w:bottom w:val="none" w:color="FFFFFF" w:sz="0"/>
+              <w:right w:val="none" w:color="FFFFFF" w:sz="0"/>
+            </w:tcBorders>
+            <w:shd w:fill="F5E8C0" w:color="auto" w:val="clear"/>
+            <w:tcMar>
+              <w:top w:type="dxa" w:w="40"/>
+              <w:left w:type="dxa" w:w="80"/>
+              <w:bottom w:type="dxa" w:w="40"/>
+              <w:right w:type="dxa" w:w="80"/>
+            </w:tcMar>
+            <w:vAlign w:val="center"/>
+          </w:tcPr>
+          <w:p>
+            <w:pPr>
+              <w:jc w:val="center"/>
+            </w:pPr>
+            <w:r>
+              <w:rPr>
+                <w:rFonts w:ascii="Arial" w:cs="Arial" w:eastAsia="Arial" w:hAnsi="Arial"/>
+                <w:b/>
+                <w:bCs/>
+                <w:color w:val="C9A227"/>
+                <w:sz w:val="13"/>
+                <w:szCs w:val="13"/>
+              </w:rPr>
+              <w:t xml:space="preserve">REPS</w:t>
+            </w:r>
+          </w:p>
+        </w:tc>
+        <w:tc>
+          <w:tcPr>
+            <w:tcW w:type="dxa" w:w="680"/>
+            <w:tcBorders>
+              <w:top w:val="none" w:color="FFFFFF" w:sz="0"/>
+              <w:left w:val="none" w:color="FFFFFF" w:sz="0"/>
+              <w:bottom w:val="none" w:color="FFFFFF" w:sz="0"/>
+              <w:right w:val="none" w:color="FFFFFF" w:sz="0"/>
+            </w:tcBorders>
+            <w:shd w:fill="F5E8C0" w:color="auto" w:val="clear"/>
+            <w:tcMar>
+              <w:top w:type="dxa" w:w="40"/>
+              <w:left w:type="dxa" w:w="80"/>
+              <w:bottom w:type="dxa" w:w="40"/>
+              <w:right w:type="dxa" w:w="80"/>
+            </w:tcMar>
+            <w:vAlign w:val="center"/>
+          </w:tcPr>
+          <w:p>
+            <w:pPr>
+              <w:jc w:val="center"/>
+            </w:pPr>
+            <w:r>
+              <w:rPr>
+                <w:rFonts w:ascii="Arial" w:cs="Arial" w:eastAsia="Arial" w:hAnsi="Arial"/>
+                <w:b/>
+                <w:bCs/>
+                <w:color w:val="C9A227"/>
+                <w:sz w:val="13"/>
+                <w:szCs w:val="13"/>
+              </w:rPr>
+              <w:t xml:space="preserve">LOAD</w:t>
+            </w:r>
+          </w:p>
+        </w:tc>
+        <w:tc>
+          <w:tcPr>
+            <w:tcW w:type="dxa" w:w="540"/>
+            <w:tcBorders>
+              <w:top w:val="none" w:color="FFFFFF" w:sz="0"/>
+              <w:left w:val="none" w:color="FFFFFF" w:sz="0"/>
+              <w:bottom w:val="none" w:color="FFFFFF" w:sz="0"/>
+              <w:right w:val="none" w:color="FFFFFF" w:sz="0"/>
+            </w:tcBorders>
+            <w:shd w:fill="F5E8C0" w:color="auto" w:val="clear"/>
+            <w:tcMar>
+              <w:top w:type="dxa" w:w="40"/>
+              <w:left w:type="dxa" w:w="80"/>
+              <w:bottom w:type="dxa" w:w="40"/>
+              <w:right w:type="dxa" w:w="80"/>
+            </w:tcMar>
+            <w:vAlign w:val="center"/>
+          </w:tcPr>
+          <w:p>
+            <w:pPr>
+              <w:jc w:val="center"/>
+            </w:pPr>
+            <w:r>
+              <w:rPr>
+                <w:rFonts w:ascii="Arial" w:cs="Arial" w:eastAsia="Arial" w:hAnsi="Arial"/>
+                <w:b/>
+                <w:bCs/>
+                <w:color w:val="C9A227"/>
+                <w:sz w:val="13"/>
+                <w:szCs w:val="13"/>
+              </w:rPr>
+              <w:t xml:space="preserve">TEMPO</w:t>
+            </w:r>
+          </w:p>
+        </w:tc>
+        <w:tc>
+          <w:tcPr>
+            <w:tcW w:type="dxa" w:w="440"/>
+            <w:tcBorders>
+              <w:top w:val="none" w:color="FFFFFF" w:sz="0"/>
+              <w:left w:val="none" w:color="FFFFFF" w:sz="0"/>
+              <w:bottom w:val="none" w:color="FFFFFF" w:sz="0"/>
+              <w:right w:val="none" w:color="FFFFFF" w:sz="0"/>
+            </w:tcBorders>
+            <w:shd w:fill="F5E8C0" w:color="auto" w:val="clear"/>
+            <w:tcMar>
+              <w:top w:type="dxa" w:w="40"/>
+              <w:left w:type="dxa" w:w="80"/>
+              <w:bottom w:type="dxa" w:w="40"/>
+              <w:right w:type="dxa" w:w="80"/>
+            </w:tcMar>
+            <w:vAlign w:val="center"/>
+          </w:tcPr>
+          <w:p>
+            <w:pPr>
+              <w:jc w:val="center"/>
+            </w:pPr>
+            <w:r>
+              <w:rPr>
+                <w:rFonts w:ascii="Arial" w:cs="Arial" w:eastAsia="Arial" w:hAnsi="Arial"/>
+                <w:b/>
+                <w:bCs/>
+                <w:color w:val="C9A227"/>
+                <w:sz w:val="13"/>
+                <w:szCs w:val="13"/>
+              </w:rPr>
+              <w:t xml:space="preserve">REST</w:t>
+            </w:r>
+          </w:p>
+        </w:tc>
+        <w:tc>
+          <w:tcPr>
+            <w:tcW w:type="dxa" w:w="5580"/>
+            <w:tcBorders>
+              <w:top w:val="none" w:color="FFFFFF" w:sz="0"/>
+              <w:left w:val="none" w:color="FFFFFF" w:sz="0"/>
+              <w:bottom w:val="none" w:color="FFFFFF" w:sz="0"/>
+              <w:right w:val="none" w:color="FFFFFF" w:sz="0"/>
+            </w:tcBorders>
+            <w:shd w:fill="F5E8C0" w:color="auto" w:val="clear"/>
+            <w:tcMar>
+              <w:top w:type="dxa" w:w="40"/>
+              <w:left w:type="dxa" w:w="80"/>
+              <w:bottom w:type="dxa" w:w="40"/>
+              <w:right w:type="dxa" w:w="80"/>
+            </w:tcMar>
+            <w:vAlign w:val="center"/>
+          </w:tcPr>
+          <w:p>
+            <w:pPr>
+              <w:jc w:val="left"/>
+            </w:pPr>
+            <w:r>
+              <w:rPr>
+                <w:rFonts w:ascii="Arial" w:cs="Arial" w:eastAsia="Arial" w:hAnsi="Arial"/>
+                <w:b/>
+                <w:bCs/>
+                <w:color w:val="C9A227"/>
+                <w:sz w:val="15"/>
+                <w:szCs w:val="15"/>
+              </w:rPr>
+              <w:t xml:space="preserve">COACHING CUE</w:t>
+            </w:r>
+          </w:p>
+        </w:tc>
+      </w:tr>
+      <w:tr>
+        <w:tc>
+          <w:tcPr>
+            <w:tcW w:type="dxa" w:w="2400"/>
+            <w:tcBorders>
+              <w:top w:val="none" w:color="FFFFFF" w:sz="0"/>
+              <w:left w:val="none" w:color="FFFFFF" w:sz="0"/>
+              <w:bottom w:val="none" w:color="FFFFFF" w:sz="0"/>
+              <w:right w:val="none" w:color="FFFFFF" w:sz="0"/>
+            </w:tcBorders>
+            <w:shd w:fill="FAF3E0" w:color="auto" w:val="clear"/>
             <w:tcMar>
               <w:top w:type="dxa" w:w="40"/>
               <w:left w:type="dxa" w:w="80"/>
@@ -6891,7 +7546,7 @@
               <w:bottom w:val="none" w:color="FFFFFF" w:sz="0"/>
               <w:right w:val="none" w:color="FFFFFF" w:sz="0"/>
             </w:tcBorders>
-            <w:shd w:fill="FFFFFF" w:color="auto" w:val="clear"/>
+            <w:shd w:fill="FAF3E0" w:color="auto" w:val="clear"/>
             <w:tcMar>
               <w:top w:type="dxa" w:w="40"/>
               <w:left w:type="dxa" w:w="80"/>
@@ -6924,7 +7579,7 @@
               <w:bottom w:val="none" w:color="FFFFFF" w:sz="0"/>
               <w:right w:val="none" w:color="FFFFFF" w:sz="0"/>
             </w:tcBorders>
-            <w:shd w:fill="FFFFFF" w:color="auto" w:val="clear"/>
+            <w:shd w:fill="FAF3E0" w:color="auto" w:val="clear"/>
             <w:tcMar>
               <w:top w:type="dxa" w:w="40"/>
               <w:left w:type="dxa" w:w="80"/>
@@ -6957,7 +7612,7 @@
               <w:bottom w:val="none" w:color="FFFFFF" w:sz="0"/>
               <w:right w:val="none" w:color="FFFFFF" w:sz="0"/>
             </w:tcBorders>
-            <w:shd w:fill="FFFFFF" w:color="auto" w:val="clear"/>
+            <w:shd w:fill="FAF3E0" w:color="auto" w:val="clear"/>
             <w:tcMar>
               <w:top w:type="dxa" w:w="40"/>
               <w:left w:type="dxa" w:w="80"/>
@@ -6990,7 +7645,7 @@
               <w:bottom w:val="none" w:color="FFFFFF" w:sz="0"/>
               <w:right w:val="none" w:color="FFFFFF" w:sz="0"/>
             </w:tcBorders>
-            <w:shd w:fill="FFFFFF" w:color="auto" w:val="clear"/>
+            <w:shd w:fill="FAF3E0" w:color="auto" w:val="clear"/>
             <w:tcMar>
               <w:top w:type="dxa" w:w="40"/>
               <w:left w:type="dxa" w:w="80"/>
@@ -7023,7 +7678,7 @@
               <w:bottom w:val="none" w:color="FFFFFF" w:sz="0"/>
               <w:right w:val="none" w:color="FFFFFF" w:sz="0"/>
             </w:tcBorders>
-            <w:shd w:fill="FFFFFF" w:color="auto" w:val="clear"/>
+            <w:shd w:fill="FAF3E0" w:color="auto" w:val="clear"/>
             <w:tcMar>
               <w:top w:type="dxa" w:w="40"/>
               <w:left w:type="dxa" w:w="80"/>
@@ -7056,7 +7711,7 @@
               <w:bottom w:val="none" w:color="FFFFFF" w:sz="0"/>
               <w:right w:val="none" w:color="FFFFFF" w:sz="0"/>
             </w:tcBorders>
-            <w:shd w:fill="FFFFFF" w:color="auto" w:val="clear"/>
+            <w:shd w:fill="FAF3E0" w:color="auto" w:val="clear"/>
             <w:tcMar>
               <w:top w:type="dxa" w:w="40"/>
               <w:left w:type="dxa" w:w="80"/>
@@ -8420,7 +9075,7 @@
           <w:sz w:val="17"/>
           <w:szCs w:val="17"/>
         </w:rPr>
-        <w:t xml:space="preserve">B — PRIMARY SQUAT &amp; LUNGE STRENGTH</w:t>
+        <w:t xml:space="preserve">B — PRIMARY COMPOUND — BACK SQUAT</w:t>
       </w:r>
     </w:p>
     <w:p>
@@ -8445,7 +9100,7 @@
           <w:sz w:val="17"/>
           <w:szCs w:val="17"/>
         </w:rPr>
-        <w:t xml:space="preserve">Back Squat tested at 55 lbs x5 (Epley 1RM ~64 lbs). DB Split Squat is the lunge-pattern substitute from her intake battery — left leg leads (weaker side). Face Pull closes the block, balancing the pressing volume from Day A.</w:t>
+        <w:t xml:space="preserve">The day's main lift. Back Squat tested at 55 lbs x5 (Epley 1RM ~64 lbs), trained technique-first on the same 70-75% → 90-95% ramp as Day A's deadlift. If the day calls for a variation, rotate between: a goblet squat (DB at the chest, easiest to keep upright), a box squat (depth set by the box), or a landmine squat (angled, more forgiving path). The barbell back squat stays the lift we track and retest.</w:t>
       </w:r>
     </w:p>
     <w:tbl>
@@ -8945,464 +9600,6 @@
           </w:p>
         </w:tc>
       </w:tr>
-      <w:tr>
-        <w:tc>
-          <w:tcPr>
-            <w:tcW w:type="dxa" w:w="2400"/>
-            <w:tcBorders>
-              <w:top w:val="none" w:color="FFFFFF" w:sz="0"/>
-              <w:left w:val="none" w:color="FFFFFF" w:sz="0"/>
-              <w:bottom w:val="none" w:color="FFFFFF" w:sz="0"/>
-              <w:right w:val="none" w:color="FFFFFF" w:sz="0"/>
-            </w:tcBorders>
-            <w:shd w:fill="FFFFFF" w:color="auto" w:val="clear"/>
-            <w:tcMar>
-              <w:top w:type="dxa" w:w="40"/>
-              <w:left w:type="dxa" w:w="80"/>
-              <w:bottom w:type="dxa" w:w="40"/>
-              <w:right w:type="dxa" w:w="80"/>
-            </w:tcMar>
-            <w:vAlign w:val="center"/>
-          </w:tcPr>
-          <w:p>
-            <w:r>
-              <w:rPr>
-                <w:rFonts w:ascii="Arial" w:cs="Arial" w:eastAsia="Arial" w:hAnsi="Arial"/>
-                <w:b/>
-                <w:bCs/>
-                <w:color w:val="2C2C2C"/>
-                <w:sz w:val="18"/>
-                <w:szCs w:val="18"/>
-              </w:rPr>
-              <w:t xml:space="preserve">DB Split Squat</w:t>
-            </w:r>
-          </w:p>
-        </w:tc>
-        <w:tc>
-          <w:tcPr>
-            <w:tcW w:type="dxa" w:w="380"/>
-            <w:tcBorders>
-              <w:top w:val="none" w:color="FFFFFF" w:sz="0"/>
-              <w:left w:val="none" w:color="FFFFFF" w:sz="0"/>
-              <w:bottom w:val="none" w:color="FFFFFF" w:sz="0"/>
-              <w:right w:val="none" w:color="FFFFFF" w:sz="0"/>
-            </w:tcBorders>
-            <w:shd w:fill="FFFFFF" w:color="auto" w:val="clear"/>
-            <w:tcMar>
-              <w:top w:type="dxa" w:w="40"/>
-              <w:left w:type="dxa" w:w="80"/>
-              <w:bottom w:type="dxa" w:w="40"/>
-              <w:right w:type="dxa" w:w="80"/>
-            </w:tcMar>
-            <w:vAlign w:val="center"/>
-          </w:tcPr>
-          <w:p>
-            <w:pPr>
-              <w:jc w:val="center"/>
-            </w:pPr>
-            <w:r>
-              <w:rPr>
-                <w:rFonts w:ascii="Arial" w:cs="Arial" w:eastAsia="Arial" w:hAnsi="Arial"/>
-                <w:color w:val="6B6B6B"/>
-                <w:sz w:val="15"/>
-                <w:szCs w:val="15"/>
-              </w:rPr>
-              <w:t xml:space="preserve">3</w:t>
-            </w:r>
-          </w:p>
-        </w:tc>
-        <w:tc>
-          <w:tcPr>
-            <w:tcW w:type="dxa" w:w="420"/>
-            <w:tcBorders>
-              <w:top w:val="none" w:color="FFFFFF" w:sz="0"/>
-              <w:left w:val="none" w:color="FFFFFF" w:sz="0"/>
-              <w:bottom w:val="none" w:color="FFFFFF" w:sz="0"/>
-              <w:right w:val="none" w:color="FFFFFF" w:sz="0"/>
-            </w:tcBorders>
-            <w:shd w:fill="FFFFFF" w:color="auto" w:val="clear"/>
-            <w:tcMar>
-              <w:top w:type="dxa" w:w="40"/>
-              <w:left w:type="dxa" w:w="80"/>
-              <w:bottom w:type="dxa" w:w="40"/>
-              <w:right w:type="dxa" w:w="80"/>
-            </w:tcMar>
-            <w:vAlign w:val="center"/>
-          </w:tcPr>
-          <w:p>
-            <w:pPr>
-              <w:jc w:val="center"/>
-            </w:pPr>
-            <w:r>
-              <w:rPr>
-                <w:rFonts w:ascii="Arial" w:cs="Arial" w:eastAsia="Arial" w:hAnsi="Arial"/>
-                <w:color w:val="6B6B6B"/>
-                <w:sz w:val="15"/>
-                <w:szCs w:val="15"/>
-              </w:rPr>
-              <w:t xml:space="preserve">8 ea, LEFT leads</w:t>
-            </w:r>
-          </w:p>
-        </w:tc>
-        <w:tc>
-          <w:tcPr>
-            <w:tcW w:type="dxa" w:w="680"/>
-            <w:tcBorders>
-              <w:top w:val="none" w:color="FFFFFF" w:sz="0"/>
-              <w:left w:val="none" w:color="FFFFFF" w:sz="0"/>
-              <w:bottom w:val="none" w:color="FFFFFF" w:sz="0"/>
-              <w:right w:val="none" w:color="FFFFFF" w:sz="0"/>
-            </w:tcBorders>
-            <w:shd w:fill="FFFFFF" w:color="auto" w:val="clear"/>
-            <w:tcMar>
-              <w:top w:type="dxa" w:w="40"/>
-              <w:left w:type="dxa" w:w="80"/>
-              <w:bottom w:type="dxa" w:w="40"/>
-              <w:right w:type="dxa" w:w="80"/>
-            </w:tcMar>
-            <w:vAlign w:val="center"/>
-          </w:tcPr>
-          <w:p>
-            <w:pPr>
-              <w:jc w:val="center"/>
-            </w:pPr>
-            <w:r>
-              <w:rPr>
-                <w:rFonts w:ascii="Arial" w:cs="Arial" w:eastAsia="Arial" w:hAnsi="Arial"/>
-                <w:color w:val="6B6B6B"/>
-                <w:sz w:val="15"/>
-                <w:szCs w:val="15"/>
-              </w:rPr>
-              <w:t xml:space="preserve">Wk1: 12.5 lbs/hand → Wk4: 17.5 lbs/hand</w:t>
-            </w:r>
-          </w:p>
-        </w:tc>
-        <w:tc>
-          <w:tcPr>
-            <w:tcW w:type="dxa" w:w="540"/>
-            <w:tcBorders>
-              <w:top w:val="none" w:color="FFFFFF" w:sz="0"/>
-              <w:left w:val="none" w:color="FFFFFF" w:sz="0"/>
-              <w:bottom w:val="none" w:color="FFFFFF" w:sz="0"/>
-              <w:right w:val="none" w:color="FFFFFF" w:sz="0"/>
-            </w:tcBorders>
-            <w:shd w:fill="FFFFFF" w:color="auto" w:val="clear"/>
-            <w:tcMar>
-              <w:top w:type="dxa" w:w="40"/>
-              <w:left w:type="dxa" w:w="80"/>
-              <w:bottom w:type="dxa" w:w="40"/>
-              <w:right w:type="dxa" w:w="80"/>
-            </w:tcMar>
-            <w:vAlign w:val="center"/>
-          </w:tcPr>
-          <w:p>
-            <w:pPr>
-              <w:jc w:val="center"/>
-            </w:pPr>
-            <w:r>
-              <w:rPr>
-                <w:rFonts w:ascii="Arial" w:cs="Arial" w:eastAsia="Arial" w:hAnsi="Arial"/>
-                <w:color w:val="6B6B6B"/>
-                <w:sz w:val="15"/>
-                <w:szCs w:val="15"/>
-              </w:rPr>
-              <w:t xml:space="preserve">2-1-1</w:t>
-            </w:r>
-          </w:p>
-        </w:tc>
-        <w:tc>
-          <w:tcPr>
-            <w:tcW w:type="dxa" w:w="440"/>
-            <w:tcBorders>
-              <w:top w:val="none" w:color="FFFFFF" w:sz="0"/>
-              <w:left w:val="none" w:color="FFFFFF" w:sz="0"/>
-              <w:bottom w:val="none" w:color="FFFFFF" w:sz="0"/>
-              <w:right w:val="none" w:color="FFFFFF" w:sz="0"/>
-            </w:tcBorders>
-            <w:shd w:fill="FFFFFF" w:color="auto" w:val="clear"/>
-            <w:tcMar>
-              <w:top w:type="dxa" w:w="40"/>
-              <w:left w:type="dxa" w:w="80"/>
-              <w:bottom w:type="dxa" w:w="40"/>
-              <w:right w:type="dxa" w:w="80"/>
-            </w:tcMar>
-            <w:vAlign w:val="center"/>
-          </w:tcPr>
-          <w:p>
-            <w:pPr>
-              <w:jc w:val="center"/>
-            </w:pPr>
-            <w:r>
-              <w:rPr>
-                <w:rFonts w:ascii="Arial" w:cs="Arial" w:eastAsia="Arial" w:hAnsi="Arial"/>
-                <w:color w:val="6B6B6B"/>
-                <w:sz w:val="15"/>
-                <w:szCs w:val="15"/>
-              </w:rPr>
-              <w:t xml:space="preserve">75s</w:t>
-            </w:r>
-          </w:p>
-        </w:tc>
-        <w:tc>
-          <w:tcPr>
-            <w:tcW w:type="dxa" w:w="5580"/>
-            <w:tcBorders>
-              <w:top w:val="none" w:color="FFFFFF" w:sz="0"/>
-              <w:left w:val="none" w:color="FFFFFF" w:sz="0"/>
-              <w:bottom w:val="none" w:color="FFFFFF" w:sz="0"/>
-              <w:right w:val="none" w:color="FFFFFF" w:sz="0"/>
-            </w:tcBorders>
-            <w:shd w:fill="FFFFFF" w:color="auto" w:val="clear"/>
-            <w:tcMar>
-              <w:top w:type="dxa" w:w="40"/>
-              <w:left w:type="dxa" w:w="80"/>
-              <w:bottom w:type="dxa" w:w="40"/>
-              <w:right w:type="dxa" w:w="80"/>
-            </w:tcMar>
-            <w:vAlign w:val="center"/>
-          </w:tcPr>
-          <w:p>
-            <w:r>
-              <w:rPr>
-                <w:rFonts w:ascii="Arial" w:cs="Arial" w:eastAsia="Arial" w:hAnsi="Arial"/>
-                <w:color w:val="6B6B6B"/>
-                <w:sz w:val="17"/>
-                <w:szCs w:val="17"/>
-              </w:rPr>
-              <w:t xml:space="preserve">Left leads (weaker side). Front knee tracks over toes, even tempo.</w:t>
-            </w:r>
-          </w:p>
-        </w:tc>
-      </w:tr>
-      <w:tr>
-        <w:tc>
-          <w:tcPr>
-            <w:tcW w:type="dxa" w:w="2400"/>
-            <w:tcBorders>
-              <w:top w:val="none" w:color="FFFFFF" w:sz="0"/>
-              <w:left w:val="none" w:color="FFFFFF" w:sz="0"/>
-              <w:bottom w:val="none" w:color="FFFFFF" w:sz="0"/>
-              <w:right w:val="none" w:color="FFFFFF" w:sz="0"/>
-            </w:tcBorders>
-            <w:shd w:fill="FAF3E0" w:color="auto" w:val="clear"/>
-            <w:tcMar>
-              <w:top w:type="dxa" w:w="40"/>
-              <w:left w:type="dxa" w:w="80"/>
-              <w:bottom w:type="dxa" w:w="40"/>
-              <w:right w:type="dxa" w:w="80"/>
-            </w:tcMar>
-            <w:vAlign w:val="center"/>
-          </w:tcPr>
-          <w:p>
-            <w:r>
-              <w:rPr>
-                <w:rFonts w:ascii="Arial" w:cs="Arial" w:eastAsia="Arial" w:hAnsi="Arial"/>
-                <w:b/>
-                <w:bCs/>
-                <w:color w:val="2C2C2C"/>
-                <w:sz w:val="18"/>
-                <w:szCs w:val="18"/>
-              </w:rPr>
-              <w:t xml:space="preserve">Cable or Band Face Pull</w:t>
-            </w:r>
-          </w:p>
-        </w:tc>
-        <w:tc>
-          <w:tcPr>
-            <w:tcW w:type="dxa" w:w="380"/>
-            <w:tcBorders>
-              <w:top w:val="none" w:color="FFFFFF" w:sz="0"/>
-              <w:left w:val="none" w:color="FFFFFF" w:sz="0"/>
-              <w:bottom w:val="none" w:color="FFFFFF" w:sz="0"/>
-              <w:right w:val="none" w:color="FFFFFF" w:sz="0"/>
-            </w:tcBorders>
-            <w:shd w:fill="FAF3E0" w:color="auto" w:val="clear"/>
-            <w:tcMar>
-              <w:top w:type="dxa" w:w="40"/>
-              <w:left w:type="dxa" w:w="80"/>
-              <w:bottom w:type="dxa" w:w="40"/>
-              <w:right w:type="dxa" w:w="80"/>
-            </w:tcMar>
-            <w:vAlign w:val="center"/>
-          </w:tcPr>
-          <w:p>
-            <w:pPr>
-              <w:jc w:val="center"/>
-            </w:pPr>
-            <w:r>
-              <w:rPr>
-                <w:rFonts w:ascii="Arial" w:cs="Arial" w:eastAsia="Arial" w:hAnsi="Arial"/>
-                <w:color w:val="6B6B6B"/>
-                <w:sz w:val="15"/>
-                <w:szCs w:val="15"/>
-              </w:rPr>
-              <w:t xml:space="preserve">3</w:t>
-            </w:r>
-          </w:p>
-        </w:tc>
-        <w:tc>
-          <w:tcPr>
-            <w:tcW w:type="dxa" w:w="420"/>
-            <w:tcBorders>
-              <w:top w:val="none" w:color="FFFFFF" w:sz="0"/>
-              <w:left w:val="none" w:color="FFFFFF" w:sz="0"/>
-              <w:bottom w:val="none" w:color="FFFFFF" w:sz="0"/>
-              <w:right w:val="none" w:color="FFFFFF" w:sz="0"/>
-            </w:tcBorders>
-            <w:shd w:fill="FAF3E0" w:color="auto" w:val="clear"/>
-            <w:tcMar>
-              <w:top w:type="dxa" w:w="40"/>
-              <w:left w:type="dxa" w:w="80"/>
-              <w:bottom w:type="dxa" w:w="40"/>
-              <w:right w:type="dxa" w:w="80"/>
-            </w:tcMar>
-            <w:vAlign w:val="center"/>
-          </w:tcPr>
-          <w:p>
-            <w:pPr>
-              <w:jc w:val="center"/>
-            </w:pPr>
-            <w:r>
-              <w:rPr>
-                <w:rFonts w:ascii="Arial" w:cs="Arial" w:eastAsia="Arial" w:hAnsi="Arial"/>
-                <w:color w:val="6B6B6B"/>
-                <w:sz w:val="15"/>
-                <w:szCs w:val="15"/>
-              </w:rPr>
-              <w:t xml:space="preserve">15</w:t>
-            </w:r>
-          </w:p>
-        </w:tc>
-        <w:tc>
-          <w:tcPr>
-            <w:tcW w:type="dxa" w:w="680"/>
-            <w:tcBorders>
-              <w:top w:val="none" w:color="FFFFFF" w:sz="0"/>
-              <w:left w:val="none" w:color="FFFFFF" w:sz="0"/>
-              <w:bottom w:val="none" w:color="FFFFFF" w:sz="0"/>
-              <w:right w:val="none" w:color="FFFFFF" w:sz="0"/>
-            </w:tcBorders>
-            <w:shd w:fill="FAF3E0" w:color="auto" w:val="clear"/>
-            <w:tcMar>
-              <w:top w:type="dxa" w:w="40"/>
-              <w:left w:type="dxa" w:w="80"/>
-              <w:bottom w:type="dxa" w:w="40"/>
-              <w:right w:type="dxa" w:w="80"/>
-            </w:tcMar>
-            <w:vAlign w:val="center"/>
-          </w:tcPr>
-          <w:p>
-            <w:pPr>
-              <w:jc w:val="center"/>
-            </w:pPr>
-            <w:r>
-              <w:rPr>
-                <w:rFonts w:ascii="Arial" w:cs="Arial" w:eastAsia="Arial" w:hAnsi="Arial"/>
-                <w:color w:val="6B6B6B"/>
-                <w:sz w:val="15"/>
-                <w:szCs w:val="15"/>
-              </w:rPr>
-              <w:t xml:space="preserve">Light-Mod</w:t>
-            </w:r>
-          </w:p>
-        </w:tc>
-        <w:tc>
-          <w:tcPr>
-            <w:tcW w:type="dxa" w:w="540"/>
-            <w:tcBorders>
-              <w:top w:val="none" w:color="FFFFFF" w:sz="0"/>
-              <w:left w:val="none" w:color="FFFFFF" w:sz="0"/>
-              <w:bottom w:val="none" w:color="FFFFFF" w:sz="0"/>
-              <w:right w:val="none" w:color="FFFFFF" w:sz="0"/>
-            </w:tcBorders>
-            <w:shd w:fill="FAF3E0" w:color="auto" w:val="clear"/>
-            <w:tcMar>
-              <w:top w:type="dxa" w:w="40"/>
-              <w:left w:type="dxa" w:w="80"/>
-              <w:bottom w:type="dxa" w:w="40"/>
-              <w:right w:type="dxa" w:w="80"/>
-            </w:tcMar>
-            <w:vAlign w:val="center"/>
-          </w:tcPr>
-          <w:p>
-            <w:pPr>
-              <w:jc w:val="center"/>
-            </w:pPr>
-            <w:r>
-              <w:rPr>
-                <w:rFonts w:ascii="Arial" w:cs="Arial" w:eastAsia="Arial" w:hAnsi="Arial"/>
-                <w:color w:val="6B6B6B"/>
-                <w:sz w:val="15"/>
-                <w:szCs w:val="15"/>
-              </w:rPr>
-              <w:t xml:space="preserve">2-1-2</w:t>
-            </w:r>
-          </w:p>
-        </w:tc>
-        <w:tc>
-          <w:tcPr>
-            <w:tcW w:type="dxa" w:w="440"/>
-            <w:tcBorders>
-              <w:top w:val="none" w:color="FFFFFF" w:sz="0"/>
-              <w:left w:val="none" w:color="FFFFFF" w:sz="0"/>
-              <w:bottom w:val="none" w:color="FFFFFF" w:sz="0"/>
-              <w:right w:val="none" w:color="FFFFFF" w:sz="0"/>
-            </w:tcBorders>
-            <w:shd w:fill="FAF3E0" w:color="auto" w:val="clear"/>
-            <w:tcMar>
-              <w:top w:type="dxa" w:w="40"/>
-              <w:left w:type="dxa" w:w="80"/>
-              <w:bottom w:type="dxa" w:w="40"/>
-              <w:right w:type="dxa" w:w="80"/>
-            </w:tcMar>
-            <w:vAlign w:val="center"/>
-          </w:tcPr>
-          <w:p>
-            <w:pPr>
-              <w:jc w:val="center"/>
-            </w:pPr>
-            <w:r>
-              <w:rPr>
-                <w:rFonts w:ascii="Arial" w:cs="Arial" w:eastAsia="Arial" w:hAnsi="Arial"/>
-                <w:color w:val="6B6B6B"/>
-                <w:sz w:val="15"/>
-                <w:szCs w:val="15"/>
-              </w:rPr>
-              <w:t xml:space="preserve">30s</w:t>
-            </w:r>
-          </w:p>
-        </w:tc>
-        <w:tc>
-          <w:tcPr>
-            <w:tcW w:type="dxa" w:w="5580"/>
-            <w:tcBorders>
-              <w:top w:val="none" w:color="FFFFFF" w:sz="0"/>
-              <w:left w:val="none" w:color="FFFFFF" w:sz="0"/>
-              <w:bottom w:val="none" w:color="FFFFFF" w:sz="0"/>
-              <w:right w:val="none" w:color="FFFFFF" w:sz="0"/>
-            </w:tcBorders>
-            <w:shd w:fill="FAF3E0" w:color="auto" w:val="clear"/>
-            <w:tcMar>
-              <w:top w:type="dxa" w:w="40"/>
-              <w:left w:type="dxa" w:w="80"/>
-              <w:bottom w:type="dxa" w:w="40"/>
-              <w:right w:type="dxa" w:w="80"/>
-            </w:tcMar>
-            <w:vAlign w:val="center"/>
-          </w:tcPr>
-          <w:p>
-            <w:r>
-              <w:rPr>
-                <w:rFonts w:ascii="Arial" w:cs="Arial" w:eastAsia="Arial" w:hAnsi="Arial"/>
-                <w:color w:val="6B6B6B"/>
-                <w:sz w:val="17"/>
-                <w:szCs w:val="17"/>
-              </w:rPr>
-              <w:t xml:space="preserve">Pull to face, elbows at ear height, external rotation at end range.</w:t>
-            </w:r>
-          </w:p>
-        </w:tc>
-      </w:tr>
     </w:tbl>
     <w:p>
       <w:pPr>
@@ -9422,7 +9619,7 @@
           <w:sz w:val="17"/>
           <w:szCs w:val="17"/>
         </w:rPr>
-        <w:t xml:space="preserve">C — PRIMARY PULL STRENGTH</w:t>
+        <w:t xml:space="preserve">C — ACCESSORY — SPLIT SQUAT &amp; SHOULDER HEALTH</w:t>
       </w:r>
     </w:p>
     <w:p>
@@ -9447,7 +9644,7 @@
           <w:sz w:val="17"/>
           <w:szCs w:val="17"/>
         </w:rPr>
-        <w:t xml:space="preserve">Row was not part of the tested 10-pattern battery — today's working loads become the new 8-week baseline for both rows, tracked the same as every tested lift. No side-lead is applied to Single-Arm Row — the arm-to-arm difference here is minor.</w:t>
+        <w:t xml:space="preserve">Unilateral accessory work directly behind the squat — DB Split Squat is the lunge-pattern substitute from her intake battery, left leg leading every set (weaker side) — then the face pull rotates the pattern and balances Day A's pressing volume.</w:t>
       </w:r>
     </w:p>
     <w:tbl>
@@ -9747,6 +9944,779 @@
                 <w:sz w:val="18"/>
                 <w:szCs w:val="18"/>
               </w:rPr>
+              <w:t xml:space="preserve">DB Split Squat</w:t>
+            </w:r>
+          </w:p>
+        </w:tc>
+        <w:tc>
+          <w:tcPr>
+            <w:tcW w:type="dxa" w:w="380"/>
+            <w:tcBorders>
+              <w:top w:val="none" w:color="FFFFFF" w:sz="0"/>
+              <w:left w:val="none" w:color="FFFFFF" w:sz="0"/>
+              <w:bottom w:val="none" w:color="FFFFFF" w:sz="0"/>
+              <w:right w:val="none" w:color="FFFFFF" w:sz="0"/>
+            </w:tcBorders>
+            <w:shd w:fill="FAF3E0" w:color="auto" w:val="clear"/>
+            <w:tcMar>
+              <w:top w:type="dxa" w:w="40"/>
+              <w:left w:type="dxa" w:w="80"/>
+              <w:bottom w:type="dxa" w:w="40"/>
+              <w:right w:type="dxa" w:w="80"/>
+            </w:tcMar>
+            <w:vAlign w:val="center"/>
+          </w:tcPr>
+          <w:p>
+            <w:pPr>
+              <w:jc w:val="center"/>
+            </w:pPr>
+            <w:r>
+              <w:rPr>
+                <w:rFonts w:ascii="Arial" w:cs="Arial" w:eastAsia="Arial" w:hAnsi="Arial"/>
+                <w:color w:val="6B6B6B"/>
+                <w:sz w:val="15"/>
+                <w:szCs w:val="15"/>
+              </w:rPr>
+              <w:t xml:space="preserve">3</w:t>
+            </w:r>
+          </w:p>
+        </w:tc>
+        <w:tc>
+          <w:tcPr>
+            <w:tcW w:type="dxa" w:w="420"/>
+            <w:tcBorders>
+              <w:top w:val="none" w:color="FFFFFF" w:sz="0"/>
+              <w:left w:val="none" w:color="FFFFFF" w:sz="0"/>
+              <w:bottom w:val="none" w:color="FFFFFF" w:sz="0"/>
+              <w:right w:val="none" w:color="FFFFFF" w:sz="0"/>
+            </w:tcBorders>
+            <w:shd w:fill="FAF3E0" w:color="auto" w:val="clear"/>
+            <w:tcMar>
+              <w:top w:type="dxa" w:w="40"/>
+              <w:left w:type="dxa" w:w="80"/>
+              <w:bottom w:type="dxa" w:w="40"/>
+              <w:right w:type="dxa" w:w="80"/>
+            </w:tcMar>
+            <w:vAlign w:val="center"/>
+          </w:tcPr>
+          <w:p>
+            <w:pPr>
+              <w:jc w:val="center"/>
+            </w:pPr>
+            <w:r>
+              <w:rPr>
+                <w:rFonts w:ascii="Arial" w:cs="Arial" w:eastAsia="Arial" w:hAnsi="Arial"/>
+                <w:color w:val="6B6B6B"/>
+                <w:sz w:val="15"/>
+                <w:szCs w:val="15"/>
+              </w:rPr>
+              <w:t xml:space="preserve">8 ea, LEFT leads</w:t>
+            </w:r>
+          </w:p>
+        </w:tc>
+        <w:tc>
+          <w:tcPr>
+            <w:tcW w:type="dxa" w:w="680"/>
+            <w:tcBorders>
+              <w:top w:val="none" w:color="FFFFFF" w:sz="0"/>
+              <w:left w:val="none" w:color="FFFFFF" w:sz="0"/>
+              <w:bottom w:val="none" w:color="FFFFFF" w:sz="0"/>
+              <w:right w:val="none" w:color="FFFFFF" w:sz="0"/>
+            </w:tcBorders>
+            <w:shd w:fill="FAF3E0" w:color="auto" w:val="clear"/>
+            <w:tcMar>
+              <w:top w:type="dxa" w:w="40"/>
+              <w:left w:type="dxa" w:w="80"/>
+              <w:bottom w:type="dxa" w:w="40"/>
+              <w:right w:type="dxa" w:w="80"/>
+            </w:tcMar>
+            <w:vAlign w:val="center"/>
+          </w:tcPr>
+          <w:p>
+            <w:pPr>
+              <w:jc w:val="center"/>
+            </w:pPr>
+            <w:r>
+              <w:rPr>
+                <w:rFonts w:ascii="Arial" w:cs="Arial" w:eastAsia="Arial" w:hAnsi="Arial"/>
+                <w:color w:val="6B6B6B"/>
+                <w:sz w:val="15"/>
+                <w:szCs w:val="15"/>
+              </w:rPr>
+              <w:t xml:space="preserve">Wk1: 12.5 lbs/hand → Wk4: 17.5 lbs/hand</w:t>
+            </w:r>
+          </w:p>
+        </w:tc>
+        <w:tc>
+          <w:tcPr>
+            <w:tcW w:type="dxa" w:w="540"/>
+            <w:tcBorders>
+              <w:top w:val="none" w:color="FFFFFF" w:sz="0"/>
+              <w:left w:val="none" w:color="FFFFFF" w:sz="0"/>
+              <w:bottom w:val="none" w:color="FFFFFF" w:sz="0"/>
+              <w:right w:val="none" w:color="FFFFFF" w:sz="0"/>
+            </w:tcBorders>
+            <w:shd w:fill="FAF3E0" w:color="auto" w:val="clear"/>
+            <w:tcMar>
+              <w:top w:type="dxa" w:w="40"/>
+              <w:left w:type="dxa" w:w="80"/>
+              <w:bottom w:type="dxa" w:w="40"/>
+              <w:right w:type="dxa" w:w="80"/>
+            </w:tcMar>
+            <w:vAlign w:val="center"/>
+          </w:tcPr>
+          <w:p>
+            <w:pPr>
+              <w:jc w:val="center"/>
+            </w:pPr>
+            <w:r>
+              <w:rPr>
+                <w:rFonts w:ascii="Arial" w:cs="Arial" w:eastAsia="Arial" w:hAnsi="Arial"/>
+                <w:color w:val="6B6B6B"/>
+                <w:sz w:val="15"/>
+                <w:szCs w:val="15"/>
+              </w:rPr>
+              <w:t xml:space="preserve">2-1-1</w:t>
+            </w:r>
+          </w:p>
+        </w:tc>
+        <w:tc>
+          <w:tcPr>
+            <w:tcW w:type="dxa" w:w="440"/>
+            <w:tcBorders>
+              <w:top w:val="none" w:color="FFFFFF" w:sz="0"/>
+              <w:left w:val="none" w:color="FFFFFF" w:sz="0"/>
+              <w:bottom w:val="none" w:color="FFFFFF" w:sz="0"/>
+              <w:right w:val="none" w:color="FFFFFF" w:sz="0"/>
+            </w:tcBorders>
+            <w:shd w:fill="FAF3E0" w:color="auto" w:val="clear"/>
+            <w:tcMar>
+              <w:top w:type="dxa" w:w="40"/>
+              <w:left w:type="dxa" w:w="80"/>
+              <w:bottom w:type="dxa" w:w="40"/>
+              <w:right w:type="dxa" w:w="80"/>
+            </w:tcMar>
+            <w:vAlign w:val="center"/>
+          </w:tcPr>
+          <w:p>
+            <w:pPr>
+              <w:jc w:val="center"/>
+            </w:pPr>
+            <w:r>
+              <w:rPr>
+                <w:rFonts w:ascii="Arial" w:cs="Arial" w:eastAsia="Arial" w:hAnsi="Arial"/>
+                <w:color w:val="6B6B6B"/>
+                <w:sz w:val="15"/>
+                <w:szCs w:val="15"/>
+              </w:rPr>
+              <w:t xml:space="preserve">75s</w:t>
+            </w:r>
+          </w:p>
+        </w:tc>
+        <w:tc>
+          <w:tcPr>
+            <w:tcW w:type="dxa" w:w="5580"/>
+            <w:tcBorders>
+              <w:top w:val="none" w:color="FFFFFF" w:sz="0"/>
+              <w:left w:val="none" w:color="FFFFFF" w:sz="0"/>
+              <w:bottom w:val="none" w:color="FFFFFF" w:sz="0"/>
+              <w:right w:val="none" w:color="FFFFFF" w:sz="0"/>
+            </w:tcBorders>
+            <w:shd w:fill="FAF3E0" w:color="auto" w:val="clear"/>
+            <w:tcMar>
+              <w:top w:type="dxa" w:w="40"/>
+              <w:left w:type="dxa" w:w="80"/>
+              <w:bottom w:type="dxa" w:w="40"/>
+              <w:right w:type="dxa" w:w="80"/>
+            </w:tcMar>
+            <w:vAlign w:val="center"/>
+          </w:tcPr>
+          <w:p>
+            <w:r>
+              <w:rPr>
+                <w:rFonts w:ascii="Arial" w:cs="Arial" w:eastAsia="Arial" w:hAnsi="Arial"/>
+                <w:color w:val="6B6B6B"/>
+                <w:sz w:val="17"/>
+                <w:szCs w:val="17"/>
+              </w:rPr>
+              <w:t xml:space="preserve">Left leads (weaker side). Front knee tracks over toes, even tempo.</w:t>
+            </w:r>
+          </w:p>
+        </w:tc>
+      </w:tr>
+      <w:tr>
+        <w:tc>
+          <w:tcPr>
+            <w:tcW w:type="dxa" w:w="2400"/>
+            <w:tcBorders>
+              <w:top w:val="none" w:color="FFFFFF" w:sz="0"/>
+              <w:left w:val="none" w:color="FFFFFF" w:sz="0"/>
+              <w:bottom w:val="none" w:color="FFFFFF" w:sz="0"/>
+              <w:right w:val="none" w:color="FFFFFF" w:sz="0"/>
+            </w:tcBorders>
+            <w:shd w:fill="FFFFFF" w:color="auto" w:val="clear"/>
+            <w:tcMar>
+              <w:top w:type="dxa" w:w="40"/>
+              <w:left w:type="dxa" w:w="80"/>
+              <w:bottom w:type="dxa" w:w="40"/>
+              <w:right w:type="dxa" w:w="80"/>
+            </w:tcMar>
+            <w:vAlign w:val="center"/>
+          </w:tcPr>
+          <w:p>
+            <w:r>
+              <w:rPr>
+                <w:rFonts w:ascii="Arial" w:cs="Arial" w:eastAsia="Arial" w:hAnsi="Arial"/>
+                <w:b/>
+                <w:bCs/>
+                <w:color w:val="2C2C2C"/>
+                <w:sz w:val="18"/>
+                <w:szCs w:val="18"/>
+              </w:rPr>
+              <w:t xml:space="preserve">Kieser or Band Face Pull</w:t>
+            </w:r>
+          </w:p>
+        </w:tc>
+        <w:tc>
+          <w:tcPr>
+            <w:tcW w:type="dxa" w:w="380"/>
+            <w:tcBorders>
+              <w:top w:val="none" w:color="FFFFFF" w:sz="0"/>
+              <w:left w:val="none" w:color="FFFFFF" w:sz="0"/>
+              <w:bottom w:val="none" w:color="FFFFFF" w:sz="0"/>
+              <w:right w:val="none" w:color="FFFFFF" w:sz="0"/>
+            </w:tcBorders>
+            <w:shd w:fill="FFFFFF" w:color="auto" w:val="clear"/>
+            <w:tcMar>
+              <w:top w:type="dxa" w:w="40"/>
+              <w:left w:type="dxa" w:w="80"/>
+              <w:bottom w:type="dxa" w:w="40"/>
+              <w:right w:type="dxa" w:w="80"/>
+            </w:tcMar>
+            <w:vAlign w:val="center"/>
+          </w:tcPr>
+          <w:p>
+            <w:pPr>
+              <w:jc w:val="center"/>
+            </w:pPr>
+            <w:r>
+              <w:rPr>
+                <w:rFonts w:ascii="Arial" w:cs="Arial" w:eastAsia="Arial" w:hAnsi="Arial"/>
+                <w:color w:val="6B6B6B"/>
+                <w:sz w:val="15"/>
+                <w:szCs w:val="15"/>
+              </w:rPr>
+              <w:t xml:space="preserve">3</w:t>
+            </w:r>
+          </w:p>
+        </w:tc>
+        <w:tc>
+          <w:tcPr>
+            <w:tcW w:type="dxa" w:w="420"/>
+            <w:tcBorders>
+              <w:top w:val="none" w:color="FFFFFF" w:sz="0"/>
+              <w:left w:val="none" w:color="FFFFFF" w:sz="0"/>
+              <w:bottom w:val="none" w:color="FFFFFF" w:sz="0"/>
+              <w:right w:val="none" w:color="FFFFFF" w:sz="0"/>
+            </w:tcBorders>
+            <w:shd w:fill="FFFFFF" w:color="auto" w:val="clear"/>
+            <w:tcMar>
+              <w:top w:type="dxa" w:w="40"/>
+              <w:left w:type="dxa" w:w="80"/>
+              <w:bottom w:type="dxa" w:w="40"/>
+              <w:right w:type="dxa" w:w="80"/>
+            </w:tcMar>
+            <w:vAlign w:val="center"/>
+          </w:tcPr>
+          <w:p>
+            <w:pPr>
+              <w:jc w:val="center"/>
+            </w:pPr>
+            <w:r>
+              <w:rPr>
+                <w:rFonts w:ascii="Arial" w:cs="Arial" w:eastAsia="Arial" w:hAnsi="Arial"/>
+                <w:color w:val="6B6B6B"/>
+                <w:sz w:val="15"/>
+                <w:szCs w:val="15"/>
+              </w:rPr>
+              <w:t xml:space="preserve">15</w:t>
+            </w:r>
+          </w:p>
+        </w:tc>
+        <w:tc>
+          <w:tcPr>
+            <w:tcW w:type="dxa" w:w="680"/>
+            <w:tcBorders>
+              <w:top w:val="none" w:color="FFFFFF" w:sz="0"/>
+              <w:left w:val="none" w:color="FFFFFF" w:sz="0"/>
+              <w:bottom w:val="none" w:color="FFFFFF" w:sz="0"/>
+              <w:right w:val="none" w:color="FFFFFF" w:sz="0"/>
+            </w:tcBorders>
+            <w:shd w:fill="FFFFFF" w:color="auto" w:val="clear"/>
+            <w:tcMar>
+              <w:top w:type="dxa" w:w="40"/>
+              <w:left w:type="dxa" w:w="80"/>
+              <w:bottom w:type="dxa" w:w="40"/>
+              <w:right w:type="dxa" w:w="80"/>
+            </w:tcMar>
+            <w:vAlign w:val="center"/>
+          </w:tcPr>
+          <w:p>
+            <w:pPr>
+              <w:jc w:val="center"/>
+            </w:pPr>
+            <w:r>
+              <w:rPr>
+                <w:rFonts w:ascii="Arial" w:cs="Arial" w:eastAsia="Arial" w:hAnsi="Arial"/>
+                <w:color w:val="6B6B6B"/>
+                <w:sz w:val="15"/>
+                <w:szCs w:val="15"/>
+              </w:rPr>
+              <w:t xml:space="preserve">Light-Mod</w:t>
+            </w:r>
+          </w:p>
+        </w:tc>
+        <w:tc>
+          <w:tcPr>
+            <w:tcW w:type="dxa" w:w="540"/>
+            <w:tcBorders>
+              <w:top w:val="none" w:color="FFFFFF" w:sz="0"/>
+              <w:left w:val="none" w:color="FFFFFF" w:sz="0"/>
+              <w:bottom w:val="none" w:color="FFFFFF" w:sz="0"/>
+              <w:right w:val="none" w:color="FFFFFF" w:sz="0"/>
+            </w:tcBorders>
+            <w:shd w:fill="FFFFFF" w:color="auto" w:val="clear"/>
+            <w:tcMar>
+              <w:top w:type="dxa" w:w="40"/>
+              <w:left w:type="dxa" w:w="80"/>
+              <w:bottom w:type="dxa" w:w="40"/>
+              <w:right w:type="dxa" w:w="80"/>
+            </w:tcMar>
+            <w:vAlign w:val="center"/>
+          </w:tcPr>
+          <w:p>
+            <w:pPr>
+              <w:jc w:val="center"/>
+            </w:pPr>
+            <w:r>
+              <w:rPr>
+                <w:rFonts w:ascii="Arial" w:cs="Arial" w:eastAsia="Arial" w:hAnsi="Arial"/>
+                <w:color w:val="6B6B6B"/>
+                <w:sz w:val="15"/>
+                <w:szCs w:val="15"/>
+              </w:rPr>
+              <w:t xml:space="preserve">2-1-2</w:t>
+            </w:r>
+          </w:p>
+        </w:tc>
+        <w:tc>
+          <w:tcPr>
+            <w:tcW w:type="dxa" w:w="440"/>
+            <w:tcBorders>
+              <w:top w:val="none" w:color="FFFFFF" w:sz="0"/>
+              <w:left w:val="none" w:color="FFFFFF" w:sz="0"/>
+              <w:bottom w:val="none" w:color="FFFFFF" w:sz="0"/>
+              <w:right w:val="none" w:color="FFFFFF" w:sz="0"/>
+            </w:tcBorders>
+            <w:shd w:fill="FFFFFF" w:color="auto" w:val="clear"/>
+            <w:tcMar>
+              <w:top w:type="dxa" w:w="40"/>
+              <w:left w:type="dxa" w:w="80"/>
+              <w:bottom w:type="dxa" w:w="40"/>
+              <w:right w:type="dxa" w:w="80"/>
+            </w:tcMar>
+            <w:vAlign w:val="center"/>
+          </w:tcPr>
+          <w:p>
+            <w:pPr>
+              <w:jc w:val="center"/>
+            </w:pPr>
+            <w:r>
+              <w:rPr>
+                <w:rFonts w:ascii="Arial" w:cs="Arial" w:eastAsia="Arial" w:hAnsi="Arial"/>
+                <w:color w:val="6B6B6B"/>
+                <w:sz w:val="15"/>
+                <w:szCs w:val="15"/>
+              </w:rPr>
+              <w:t xml:space="preserve">30s</w:t>
+            </w:r>
+          </w:p>
+        </w:tc>
+        <w:tc>
+          <w:tcPr>
+            <w:tcW w:type="dxa" w:w="5580"/>
+            <w:tcBorders>
+              <w:top w:val="none" w:color="FFFFFF" w:sz="0"/>
+              <w:left w:val="none" w:color="FFFFFF" w:sz="0"/>
+              <w:bottom w:val="none" w:color="FFFFFF" w:sz="0"/>
+              <w:right w:val="none" w:color="FFFFFF" w:sz="0"/>
+            </w:tcBorders>
+            <w:shd w:fill="FFFFFF" w:color="auto" w:val="clear"/>
+            <w:tcMar>
+              <w:top w:type="dxa" w:w="40"/>
+              <w:left w:type="dxa" w:w="80"/>
+              <w:bottom w:type="dxa" w:w="40"/>
+              <w:right w:type="dxa" w:w="80"/>
+            </w:tcMar>
+            <w:vAlign w:val="center"/>
+          </w:tcPr>
+          <w:p>
+            <w:r>
+              <w:rPr>
+                <w:rFonts w:ascii="Arial" w:cs="Arial" w:eastAsia="Arial" w:hAnsi="Arial"/>
+                <w:color w:val="6B6B6B"/>
+                <w:sz w:val="17"/>
+                <w:szCs w:val="17"/>
+              </w:rPr>
+              <w:t xml:space="preserve">Pull to face, elbows at ear height, external rotation at end range.</w:t>
+            </w:r>
+          </w:p>
+        </w:tc>
+      </w:tr>
+    </w:tbl>
+    <w:p>
+      <w:pPr>
+        <w:spacing w:after="100"/>
+      </w:pPr>
+    </w:p>
+    <w:p>
+      <w:pPr>
+        <w:spacing w:after="60" w:before="120"/>
+      </w:pPr>
+      <w:r>
+        <w:rPr>
+          <w:rFonts w:ascii="Arial" w:cs="Arial" w:eastAsia="Arial" w:hAnsi="Arial"/>
+          <w:b/>
+          <w:bCs/>
+          <w:color w:val="C9A227"/>
+          <w:sz w:val="17"/>
+          <w:szCs w:val="17"/>
+        </w:rPr>
+        <w:t xml:space="preserve">D — SECONDARY COMPOUND — PULL STRENGTH</w:t>
+      </w:r>
+    </w:p>
+    <w:p>
+      <w:pPr>
+        <w:spacing w:after="80"/>
+      </w:pPr>
+      <w:r>
+        <w:rPr>
+          <w:rFonts w:ascii="Arial" w:cs="Arial" w:eastAsia="Arial" w:hAnsi="Arial"/>
+          <w:b/>
+          <w:bCs/>
+          <w:color w:val="C9A227"/>
+          <w:sz w:val="17"/>
+          <w:szCs w:val="17"/>
+        </w:rPr>
+        <w:t xml:space="preserve">Load Target:  </w:t>
+      </w:r>
+      <w:r>
+        <w:rPr>
+          <w:rFonts w:ascii="Arial" w:cs="Arial" w:eastAsia="Arial" w:hAnsi="Arial"/>
+          <w:color w:val="2C2C2C"/>
+          <w:sz w:val="17"/>
+          <w:szCs w:val="17"/>
+        </w:rPr>
+        <w:t xml:space="preserve">The day's second compound pattern — pulling, rotating off the squat and lunge work above. Row was not part of the tested 10-pattern battery — today's working loads become the new 8-week baseline for both rows, tracked the same as every tested lift. No side-lead is applied to Single-Arm Row — the arm-to-arm difference here is minor. If the row needs a variation: a chest-supported DB row (torso fully supported) or a single-arm Kieser row covers the same pattern; today's rows stay the lifts we track.</w:t>
+      </w:r>
+    </w:p>
+    <w:tbl>
+      <w:tblPr>
+        <w:tblW w:type="dxa" w:w="10440"/>
+        <w:tblBorders>
+          <w:top w:val="none" w:color="FFFFFF" w:sz="0"/>
+          <w:left w:val="none" w:color="FFFFFF" w:sz="0"/>
+          <w:bottom w:val="none" w:color="FFFFFF" w:sz="0"/>
+          <w:right w:val="none" w:color="FFFFFF" w:sz="0"/>
+          <w:insideH w:val="single" w:color="auto" w:sz="4"/>
+          <w:insideV w:val="single" w:color="auto" w:sz="4"/>
+        </w:tblBorders>
+      </w:tblPr>
+      <w:tblGrid>
+        <w:gridCol w:w="2400"/>
+        <w:gridCol w:w="380"/>
+        <w:gridCol w:w="420"/>
+        <w:gridCol w:w="680"/>
+        <w:gridCol w:w="540"/>
+        <w:gridCol w:w="440"/>
+        <w:gridCol w:w="5580"/>
+      </w:tblGrid>
+      <w:tr>
+        <w:tc>
+          <w:tcPr>
+            <w:tcW w:type="dxa" w:w="2400"/>
+            <w:tcBorders>
+              <w:top w:val="none" w:color="FFFFFF" w:sz="0"/>
+              <w:left w:val="none" w:color="FFFFFF" w:sz="0"/>
+              <w:bottom w:val="none" w:color="FFFFFF" w:sz="0"/>
+              <w:right w:val="none" w:color="FFFFFF" w:sz="0"/>
+            </w:tcBorders>
+            <w:shd w:fill="F5E8C0" w:color="auto" w:val="clear"/>
+            <w:tcMar>
+              <w:top w:type="dxa" w:w="40"/>
+              <w:left w:type="dxa" w:w="80"/>
+              <w:bottom w:type="dxa" w:w="40"/>
+              <w:right w:type="dxa" w:w="80"/>
+            </w:tcMar>
+            <w:vAlign w:val="center"/>
+          </w:tcPr>
+          <w:p>
+            <w:pPr>
+              <w:jc w:val="left"/>
+            </w:pPr>
+            <w:r>
+              <w:rPr>
+                <w:rFonts w:ascii="Arial" w:cs="Arial" w:eastAsia="Arial" w:hAnsi="Arial"/>
+                <w:b/>
+                <w:bCs/>
+                <w:color w:val="C9A227"/>
+                <w:sz w:val="15"/>
+                <w:szCs w:val="15"/>
+              </w:rPr>
+              <w:t xml:space="preserve">EXERCISE</w:t>
+            </w:r>
+          </w:p>
+        </w:tc>
+        <w:tc>
+          <w:tcPr>
+            <w:tcW w:type="dxa" w:w="380"/>
+            <w:tcBorders>
+              <w:top w:val="none" w:color="FFFFFF" w:sz="0"/>
+              <w:left w:val="none" w:color="FFFFFF" w:sz="0"/>
+              <w:bottom w:val="none" w:color="FFFFFF" w:sz="0"/>
+              <w:right w:val="none" w:color="FFFFFF" w:sz="0"/>
+            </w:tcBorders>
+            <w:shd w:fill="F5E8C0" w:color="auto" w:val="clear"/>
+            <w:tcMar>
+              <w:top w:type="dxa" w:w="40"/>
+              <w:left w:type="dxa" w:w="80"/>
+              <w:bottom w:type="dxa" w:w="40"/>
+              <w:right w:type="dxa" w:w="80"/>
+            </w:tcMar>
+            <w:vAlign w:val="center"/>
+          </w:tcPr>
+          <w:p>
+            <w:pPr>
+              <w:jc w:val="center"/>
+            </w:pPr>
+            <w:r>
+              <w:rPr>
+                <w:rFonts w:ascii="Arial" w:cs="Arial" w:eastAsia="Arial" w:hAnsi="Arial"/>
+                <w:b/>
+                <w:bCs/>
+                <w:color w:val="C9A227"/>
+                <w:sz w:val="13"/>
+                <w:szCs w:val="13"/>
+              </w:rPr>
+              <w:t xml:space="preserve">SETS</w:t>
+            </w:r>
+          </w:p>
+        </w:tc>
+        <w:tc>
+          <w:tcPr>
+            <w:tcW w:type="dxa" w:w="420"/>
+            <w:tcBorders>
+              <w:top w:val="none" w:color="FFFFFF" w:sz="0"/>
+              <w:left w:val="none" w:color="FFFFFF" w:sz="0"/>
+              <w:bottom w:val="none" w:color="FFFFFF" w:sz="0"/>
+              <w:right w:val="none" w:color="FFFFFF" w:sz="0"/>
+            </w:tcBorders>
+            <w:shd w:fill="F5E8C0" w:color="auto" w:val="clear"/>
+            <w:tcMar>
+              <w:top w:type="dxa" w:w="40"/>
+              <w:left w:type="dxa" w:w="80"/>
+              <w:bottom w:type="dxa" w:w="40"/>
+              <w:right w:type="dxa" w:w="80"/>
+            </w:tcMar>
+            <w:vAlign w:val="center"/>
+          </w:tcPr>
+          <w:p>
+            <w:pPr>
+              <w:jc w:val="center"/>
+            </w:pPr>
+            <w:r>
+              <w:rPr>
+                <w:rFonts w:ascii="Arial" w:cs="Arial" w:eastAsia="Arial" w:hAnsi="Arial"/>
+                <w:b/>
+                <w:bCs/>
+                <w:color w:val="C9A227"/>
+                <w:sz w:val="13"/>
+                <w:szCs w:val="13"/>
+              </w:rPr>
+              <w:t xml:space="preserve">REPS</w:t>
+            </w:r>
+          </w:p>
+        </w:tc>
+        <w:tc>
+          <w:tcPr>
+            <w:tcW w:type="dxa" w:w="680"/>
+            <w:tcBorders>
+              <w:top w:val="none" w:color="FFFFFF" w:sz="0"/>
+              <w:left w:val="none" w:color="FFFFFF" w:sz="0"/>
+              <w:bottom w:val="none" w:color="FFFFFF" w:sz="0"/>
+              <w:right w:val="none" w:color="FFFFFF" w:sz="0"/>
+            </w:tcBorders>
+            <w:shd w:fill="F5E8C0" w:color="auto" w:val="clear"/>
+            <w:tcMar>
+              <w:top w:type="dxa" w:w="40"/>
+              <w:left w:type="dxa" w:w="80"/>
+              <w:bottom w:type="dxa" w:w="40"/>
+              <w:right w:type="dxa" w:w="80"/>
+            </w:tcMar>
+            <w:vAlign w:val="center"/>
+          </w:tcPr>
+          <w:p>
+            <w:pPr>
+              <w:jc w:val="center"/>
+            </w:pPr>
+            <w:r>
+              <w:rPr>
+                <w:rFonts w:ascii="Arial" w:cs="Arial" w:eastAsia="Arial" w:hAnsi="Arial"/>
+                <w:b/>
+                <w:bCs/>
+                <w:color w:val="C9A227"/>
+                <w:sz w:val="13"/>
+                <w:szCs w:val="13"/>
+              </w:rPr>
+              <w:t xml:space="preserve">LOAD</w:t>
+            </w:r>
+          </w:p>
+        </w:tc>
+        <w:tc>
+          <w:tcPr>
+            <w:tcW w:type="dxa" w:w="540"/>
+            <w:tcBorders>
+              <w:top w:val="none" w:color="FFFFFF" w:sz="0"/>
+              <w:left w:val="none" w:color="FFFFFF" w:sz="0"/>
+              <w:bottom w:val="none" w:color="FFFFFF" w:sz="0"/>
+              <w:right w:val="none" w:color="FFFFFF" w:sz="0"/>
+            </w:tcBorders>
+            <w:shd w:fill="F5E8C0" w:color="auto" w:val="clear"/>
+            <w:tcMar>
+              <w:top w:type="dxa" w:w="40"/>
+              <w:left w:type="dxa" w:w="80"/>
+              <w:bottom w:type="dxa" w:w="40"/>
+              <w:right w:type="dxa" w:w="80"/>
+            </w:tcMar>
+            <w:vAlign w:val="center"/>
+          </w:tcPr>
+          <w:p>
+            <w:pPr>
+              <w:jc w:val="center"/>
+            </w:pPr>
+            <w:r>
+              <w:rPr>
+                <w:rFonts w:ascii="Arial" w:cs="Arial" w:eastAsia="Arial" w:hAnsi="Arial"/>
+                <w:b/>
+                <w:bCs/>
+                <w:color w:val="C9A227"/>
+                <w:sz w:val="13"/>
+                <w:szCs w:val="13"/>
+              </w:rPr>
+              <w:t xml:space="preserve">TEMPO</w:t>
+            </w:r>
+          </w:p>
+        </w:tc>
+        <w:tc>
+          <w:tcPr>
+            <w:tcW w:type="dxa" w:w="440"/>
+            <w:tcBorders>
+              <w:top w:val="none" w:color="FFFFFF" w:sz="0"/>
+              <w:left w:val="none" w:color="FFFFFF" w:sz="0"/>
+              <w:bottom w:val="none" w:color="FFFFFF" w:sz="0"/>
+              <w:right w:val="none" w:color="FFFFFF" w:sz="0"/>
+            </w:tcBorders>
+            <w:shd w:fill="F5E8C0" w:color="auto" w:val="clear"/>
+            <w:tcMar>
+              <w:top w:type="dxa" w:w="40"/>
+              <w:left w:type="dxa" w:w="80"/>
+              <w:bottom w:type="dxa" w:w="40"/>
+              <w:right w:type="dxa" w:w="80"/>
+            </w:tcMar>
+            <w:vAlign w:val="center"/>
+          </w:tcPr>
+          <w:p>
+            <w:pPr>
+              <w:jc w:val="center"/>
+            </w:pPr>
+            <w:r>
+              <w:rPr>
+                <w:rFonts w:ascii="Arial" w:cs="Arial" w:eastAsia="Arial" w:hAnsi="Arial"/>
+                <w:b/>
+                <w:bCs/>
+                <w:color w:val="C9A227"/>
+                <w:sz w:val="13"/>
+                <w:szCs w:val="13"/>
+              </w:rPr>
+              <w:t xml:space="preserve">REST</w:t>
+            </w:r>
+          </w:p>
+        </w:tc>
+        <w:tc>
+          <w:tcPr>
+            <w:tcW w:type="dxa" w:w="5580"/>
+            <w:tcBorders>
+              <w:top w:val="none" w:color="FFFFFF" w:sz="0"/>
+              <w:left w:val="none" w:color="FFFFFF" w:sz="0"/>
+              <w:bottom w:val="none" w:color="FFFFFF" w:sz="0"/>
+              <w:right w:val="none" w:color="FFFFFF" w:sz="0"/>
+            </w:tcBorders>
+            <w:shd w:fill="F5E8C0" w:color="auto" w:val="clear"/>
+            <w:tcMar>
+              <w:top w:type="dxa" w:w="40"/>
+              <w:left w:type="dxa" w:w="80"/>
+              <w:bottom w:type="dxa" w:w="40"/>
+              <w:right w:type="dxa" w:w="80"/>
+            </w:tcMar>
+            <w:vAlign w:val="center"/>
+          </w:tcPr>
+          <w:p>
+            <w:pPr>
+              <w:jc w:val="left"/>
+            </w:pPr>
+            <w:r>
+              <w:rPr>
+                <w:rFonts w:ascii="Arial" w:cs="Arial" w:eastAsia="Arial" w:hAnsi="Arial"/>
+                <w:b/>
+                <w:bCs/>
+                <w:color w:val="C9A227"/>
+                <w:sz w:val="15"/>
+                <w:szCs w:val="15"/>
+              </w:rPr>
+              <w:t xml:space="preserve">COACHING CUE</w:t>
+            </w:r>
+          </w:p>
+        </w:tc>
+      </w:tr>
+      <w:tr>
+        <w:tc>
+          <w:tcPr>
+            <w:tcW w:type="dxa" w:w="2400"/>
+            <w:tcBorders>
+              <w:top w:val="none" w:color="FFFFFF" w:sz="0"/>
+              <w:left w:val="none" w:color="FFFFFF" w:sz="0"/>
+              <w:bottom w:val="none" w:color="FFFFFF" w:sz="0"/>
+              <w:right w:val="none" w:color="FFFFFF" w:sz="0"/>
+            </w:tcBorders>
+            <w:shd w:fill="FAF3E0" w:color="auto" w:val="clear"/>
+            <w:tcMar>
+              <w:top w:type="dxa" w:w="40"/>
+              <w:left w:type="dxa" w:w="80"/>
+              <w:bottom w:type="dxa" w:w="40"/>
+              <w:right w:type="dxa" w:w="80"/>
+            </w:tcMar>
+            <w:vAlign w:val="center"/>
+          </w:tcPr>
+          <w:p>
+            <w:r>
+              <w:rPr>
+                <w:rFonts w:ascii="Arial" w:cs="Arial" w:eastAsia="Arial" w:hAnsi="Arial"/>
+                <w:b/>
+                <w:bCs/>
+                <w:color w:val="2C2C2C"/>
+                <w:sz w:val="18"/>
+                <w:szCs w:val="18"/>
+              </w:rPr>
               <w:t xml:space="preserve">Single-Arm DB Row</w:t>
             </w:r>
           </w:p>
@@ -10424,7 +11394,7 @@
           <w:sz w:val="17"/>
           <w:szCs w:val="17"/>
         </w:rPr>
-        <w:t xml:space="preserve">D — PUSH-UP PROGRESSION &amp; METABOLIC FINISHER</w:t>
+        <w:t xml:space="preserve">E — PUSH-UP PROGRESSION &amp; CORE</w:t>
       </w:r>
     </w:p>
     <w:p>
@@ -10449,7 +11419,7 @@
           <w:sz w:val="17"/>
           <w:szCs w:val="17"/>
         </w:rPr>
-        <w:t xml:space="preserve">10 reps on an incline is a solid bridge point toward full floor push-ups. Side plank varies the core stimulus from Day A's front plank; the finisher is a brief conditioning close, same role as Day A's bike/rower block.</w:t>
+        <w:t xml:space="preserve">10 reps on an incline is a solid bridge point toward full floor push-ups. Side plank varies the core stimulus from Day A's front plank.</w:t>
       </w:r>
     </w:p>
     <w:tbl>
@@ -11178,6 +12148,74 @@
           </w:p>
         </w:tc>
       </w:tr>
+    </w:tbl>
+    <w:p>
+      <w:pPr>
+        <w:spacing w:after="100"/>
+      </w:pPr>
+    </w:p>
+    <w:p>
+      <w:pPr>
+        <w:spacing w:after="60" w:before="120"/>
+      </w:pPr>
+      <w:r>
+        <w:rPr>
+          <w:rFonts w:ascii="Arial" w:cs="Arial" w:eastAsia="Arial" w:hAnsi="Arial"/>
+          <w:b/>
+          <w:bCs/>
+          <w:color w:val="C9A227"/>
+          <w:sz w:val="17"/>
+          <w:szCs w:val="17"/>
+        </w:rPr>
+        <w:t xml:space="preserve">F — FULL-BODY INTEGRATION — FARMER CARRY (LIGHT)</w:t>
+      </w:r>
+    </w:p>
+    <w:p>
+      <w:pPr>
+        <w:spacing w:after="80"/>
+      </w:pPr>
+      <w:r>
+        <w:rPr>
+          <w:rFonts w:ascii="Arial" w:cs="Arial" w:eastAsia="Arial" w:hAnsi="Arial"/>
+          <w:b/>
+          <w:bCs/>
+          <w:color w:val="C9A227"/>
+          <w:sz w:val="17"/>
+          <w:szCs w:val="17"/>
+        </w:rPr>
+        <w:t xml:space="preserve">Why:  </w:t>
+      </w:r>
+      <w:r>
+        <w:rPr>
+          <w:rFonts w:ascii="Arial" w:cs="Arial" w:eastAsia="Arial" w:hAnsi="Arial"/>
+          <w:color w:val="2C2C2C"/>
+          <w:sz w:val="17"/>
+          <w:szCs w:val="17"/>
+        </w:rPr>
+        <w:t xml:space="preserve">The session's closing compound — a light loaded carry that pulls the day's squat posture, pulling strength, and core bracing together under gait. Loads stay deliberately below Day A's carry work — this closes the day with quality movement, not extra load. Distance and movement quality govern this work, not an effort target; carry evenly with both hands (no side-lead — the arm-to-arm difference is minor). A goblet carry is the alternate if it suits the day better.</w:t>
+      </w:r>
+    </w:p>
+    <w:tbl>
+      <w:tblPr>
+        <w:tblW w:type="dxa" w:w="10440"/>
+        <w:tblBorders>
+          <w:top w:val="none" w:color="FFFFFF" w:sz="0"/>
+          <w:left w:val="none" w:color="FFFFFF" w:sz="0"/>
+          <w:bottom w:val="none" w:color="FFFFFF" w:sz="0"/>
+          <w:right w:val="none" w:color="FFFFFF" w:sz="0"/>
+          <w:insideH w:val="single" w:color="auto" w:sz="4"/>
+          <w:insideV w:val="single" w:color="auto" w:sz="4"/>
+        </w:tblBorders>
+      </w:tblPr>
+      <w:tblGrid>
+        <w:gridCol w:w="2400"/>
+        <w:gridCol w:w="380"/>
+        <w:gridCol w:w="420"/>
+        <w:gridCol w:w="680"/>
+        <w:gridCol w:w="540"/>
+        <w:gridCol w:w="440"/>
+        <w:gridCol w:w="5580"/>
+      </w:tblGrid>
       <w:tr>
         <w:tc>
           <w:tcPr>
@@ -11188,7 +12226,254 @@
               <w:bottom w:val="none" w:color="FFFFFF" w:sz="0"/>
               <w:right w:val="none" w:color="FFFFFF" w:sz="0"/>
             </w:tcBorders>
-            <w:shd w:fill="F1F8F2" w:color="auto" w:val="clear"/>
+            <w:shd w:fill="F5E8C0" w:color="auto" w:val="clear"/>
+            <w:tcMar>
+              <w:top w:type="dxa" w:w="40"/>
+              <w:left w:type="dxa" w:w="80"/>
+              <w:bottom w:type="dxa" w:w="40"/>
+              <w:right w:type="dxa" w:w="80"/>
+            </w:tcMar>
+            <w:vAlign w:val="center"/>
+          </w:tcPr>
+          <w:p>
+            <w:pPr>
+              <w:jc w:val="left"/>
+            </w:pPr>
+            <w:r>
+              <w:rPr>
+                <w:rFonts w:ascii="Arial" w:cs="Arial" w:eastAsia="Arial" w:hAnsi="Arial"/>
+                <w:b/>
+                <w:bCs/>
+                <w:color w:val="C9A227"/>
+                <w:sz w:val="15"/>
+                <w:szCs w:val="15"/>
+              </w:rPr>
+              <w:t xml:space="preserve">EXERCISE</w:t>
+            </w:r>
+          </w:p>
+        </w:tc>
+        <w:tc>
+          <w:tcPr>
+            <w:tcW w:type="dxa" w:w="380"/>
+            <w:tcBorders>
+              <w:top w:val="none" w:color="FFFFFF" w:sz="0"/>
+              <w:left w:val="none" w:color="FFFFFF" w:sz="0"/>
+              <w:bottom w:val="none" w:color="FFFFFF" w:sz="0"/>
+              <w:right w:val="none" w:color="FFFFFF" w:sz="0"/>
+            </w:tcBorders>
+            <w:shd w:fill="F5E8C0" w:color="auto" w:val="clear"/>
+            <w:tcMar>
+              <w:top w:type="dxa" w:w="40"/>
+              <w:left w:type="dxa" w:w="80"/>
+              <w:bottom w:type="dxa" w:w="40"/>
+              <w:right w:type="dxa" w:w="80"/>
+            </w:tcMar>
+            <w:vAlign w:val="center"/>
+          </w:tcPr>
+          <w:p>
+            <w:pPr>
+              <w:jc w:val="center"/>
+            </w:pPr>
+            <w:r>
+              <w:rPr>
+                <w:rFonts w:ascii="Arial" w:cs="Arial" w:eastAsia="Arial" w:hAnsi="Arial"/>
+                <w:b/>
+                <w:bCs/>
+                <w:color w:val="C9A227"/>
+                <w:sz w:val="13"/>
+                <w:szCs w:val="13"/>
+              </w:rPr>
+              <w:t xml:space="preserve">SETS</w:t>
+            </w:r>
+          </w:p>
+        </w:tc>
+        <w:tc>
+          <w:tcPr>
+            <w:tcW w:type="dxa" w:w="420"/>
+            <w:tcBorders>
+              <w:top w:val="none" w:color="FFFFFF" w:sz="0"/>
+              <w:left w:val="none" w:color="FFFFFF" w:sz="0"/>
+              <w:bottom w:val="none" w:color="FFFFFF" w:sz="0"/>
+              <w:right w:val="none" w:color="FFFFFF" w:sz="0"/>
+            </w:tcBorders>
+            <w:shd w:fill="F5E8C0" w:color="auto" w:val="clear"/>
+            <w:tcMar>
+              <w:top w:type="dxa" w:w="40"/>
+              <w:left w:type="dxa" w:w="80"/>
+              <w:bottom w:type="dxa" w:w="40"/>
+              <w:right w:type="dxa" w:w="80"/>
+            </w:tcMar>
+            <w:vAlign w:val="center"/>
+          </w:tcPr>
+          <w:p>
+            <w:pPr>
+              <w:jc w:val="center"/>
+            </w:pPr>
+            <w:r>
+              <w:rPr>
+                <w:rFonts w:ascii="Arial" w:cs="Arial" w:eastAsia="Arial" w:hAnsi="Arial"/>
+                <w:b/>
+                <w:bCs/>
+                <w:color w:val="C9A227"/>
+                <w:sz w:val="13"/>
+                <w:szCs w:val="13"/>
+              </w:rPr>
+              <w:t xml:space="preserve">REPS</w:t>
+            </w:r>
+          </w:p>
+        </w:tc>
+        <w:tc>
+          <w:tcPr>
+            <w:tcW w:type="dxa" w:w="680"/>
+            <w:tcBorders>
+              <w:top w:val="none" w:color="FFFFFF" w:sz="0"/>
+              <w:left w:val="none" w:color="FFFFFF" w:sz="0"/>
+              <w:bottom w:val="none" w:color="FFFFFF" w:sz="0"/>
+              <w:right w:val="none" w:color="FFFFFF" w:sz="0"/>
+            </w:tcBorders>
+            <w:shd w:fill="F5E8C0" w:color="auto" w:val="clear"/>
+            <w:tcMar>
+              <w:top w:type="dxa" w:w="40"/>
+              <w:left w:type="dxa" w:w="80"/>
+              <w:bottom w:type="dxa" w:w="40"/>
+              <w:right w:type="dxa" w:w="80"/>
+            </w:tcMar>
+            <w:vAlign w:val="center"/>
+          </w:tcPr>
+          <w:p>
+            <w:pPr>
+              <w:jc w:val="center"/>
+            </w:pPr>
+            <w:r>
+              <w:rPr>
+                <w:rFonts w:ascii="Arial" w:cs="Arial" w:eastAsia="Arial" w:hAnsi="Arial"/>
+                <w:b/>
+                <w:bCs/>
+                <w:color w:val="C9A227"/>
+                <w:sz w:val="13"/>
+                <w:szCs w:val="13"/>
+              </w:rPr>
+              <w:t xml:space="preserve">LOAD</w:t>
+            </w:r>
+          </w:p>
+        </w:tc>
+        <w:tc>
+          <w:tcPr>
+            <w:tcW w:type="dxa" w:w="540"/>
+            <w:tcBorders>
+              <w:top w:val="none" w:color="FFFFFF" w:sz="0"/>
+              <w:left w:val="none" w:color="FFFFFF" w:sz="0"/>
+              <w:bottom w:val="none" w:color="FFFFFF" w:sz="0"/>
+              <w:right w:val="none" w:color="FFFFFF" w:sz="0"/>
+            </w:tcBorders>
+            <w:shd w:fill="F5E8C0" w:color="auto" w:val="clear"/>
+            <w:tcMar>
+              <w:top w:type="dxa" w:w="40"/>
+              <w:left w:type="dxa" w:w="80"/>
+              <w:bottom w:type="dxa" w:w="40"/>
+              <w:right w:type="dxa" w:w="80"/>
+            </w:tcMar>
+            <w:vAlign w:val="center"/>
+          </w:tcPr>
+          <w:p>
+            <w:pPr>
+              <w:jc w:val="center"/>
+            </w:pPr>
+            <w:r>
+              <w:rPr>
+                <w:rFonts w:ascii="Arial" w:cs="Arial" w:eastAsia="Arial" w:hAnsi="Arial"/>
+                <w:b/>
+                <w:bCs/>
+                <w:color w:val="C9A227"/>
+                <w:sz w:val="13"/>
+                <w:szCs w:val="13"/>
+              </w:rPr>
+              <w:t xml:space="preserve">TEMPO</w:t>
+            </w:r>
+          </w:p>
+        </w:tc>
+        <w:tc>
+          <w:tcPr>
+            <w:tcW w:type="dxa" w:w="440"/>
+            <w:tcBorders>
+              <w:top w:val="none" w:color="FFFFFF" w:sz="0"/>
+              <w:left w:val="none" w:color="FFFFFF" w:sz="0"/>
+              <w:bottom w:val="none" w:color="FFFFFF" w:sz="0"/>
+              <w:right w:val="none" w:color="FFFFFF" w:sz="0"/>
+            </w:tcBorders>
+            <w:shd w:fill="F5E8C0" w:color="auto" w:val="clear"/>
+            <w:tcMar>
+              <w:top w:type="dxa" w:w="40"/>
+              <w:left w:type="dxa" w:w="80"/>
+              <w:bottom w:type="dxa" w:w="40"/>
+              <w:right w:type="dxa" w:w="80"/>
+            </w:tcMar>
+            <w:vAlign w:val="center"/>
+          </w:tcPr>
+          <w:p>
+            <w:pPr>
+              <w:jc w:val="center"/>
+            </w:pPr>
+            <w:r>
+              <w:rPr>
+                <w:rFonts w:ascii="Arial" w:cs="Arial" w:eastAsia="Arial" w:hAnsi="Arial"/>
+                <w:b/>
+                <w:bCs/>
+                <w:color w:val="C9A227"/>
+                <w:sz w:val="13"/>
+                <w:szCs w:val="13"/>
+              </w:rPr>
+              <w:t xml:space="preserve">REST</w:t>
+            </w:r>
+          </w:p>
+        </w:tc>
+        <w:tc>
+          <w:tcPr>
+            <w:tcW w:type="dxa" w:w="5580"/>
+            <w:tcBorders>
+              <w:top w:val="none" w:color="FFFFFF" w:sz="0"/>
+              <w:left w:val="none" w:color="FFFFFF" w:sz="0"/>
+              <w:bottom w:val="none" w:color="FFFFFF" w:sz="0"/>
+              <w:right w:val="none" w:color="FFFFFF" w:sz="0"/>
+            </w:tcBorders>
+            <w:shd w:fill="F5E8C0" w:color="auto" w:val="clear"/>
+            <w:tcMar>
+              <w:top w:type="dxa" w:w="40"/>
+              <w:left w:type="dxa" w:w="80"/>
+              <w:bottom w:type="dxa" w:w="40"/>
+              <w:right w:type="dxa" w:w="80"/>
+            </w:tcMar>
+            <w:vAlign w:val="center"/>
+          </w:tcPr>
+          <w:p>
+            <w:pPr>
+              <w:jc w:val="left"/>
+            </w:pPr>
+            <w:r>
+              <w:rPr>
+                <w:rFonts w:ascii="Arial" w:cs="Arial" w:eastAsia="Arial" w:hAnsi="Arial"/>
+                <w:b/>
+                <w:bCs/>
+                <w:color w:val="C9A227"/>
+                <w:sz w:val="15"/>
+                <w:szCs w:val="15"/>
+              </w:rPr>
+              <w:t xml:space="preserve">COACHING CUE</w:t>
+            </w:r>
+          </w:p>
+        </w:tc>
+      </w:tr>
+      <w:tr>
+        <w:tc>
+          <w:tcPr>
+            <w:tcW w:type="dxa" w:w="2400"/>
+            <w:tcBorders>
+              <w:top w:val="none" w:color="FFFFFF" w:sz="0"/>
+              <w:left w:val="none" w:color="FFFFFF" w:sz="0"/>
+              <w:bottom w:val="none" w:color="FFFFFF" w:sz="0"/>
+              <w:right w:val="none" w:color="FFFFFF" w:sz="0"/>
+            </w:tcBorders>
+            <w:shd w:fill="FAF3E0" w:color="auto" w:val="clear"/>
             <w:tcMar>
               <w:top w:type="dxa" w:w="40"/>
               <w:left w:type="dxa" w:w="80"/>
@@ -11207,6 +12492,550 @@
                 <w:sz w:val="18"/>
                 <w:szCs w:val="18"/>
               </w:rPr>
+              <w:t xml:space="preserve">Farmer Carry (DB, Both Hands — Light)</w:t>
+            </w:r>
+          </w:p>
+        </w:tc>
+        <w:tc>
+          <w:tcPr>
+            <w:tcW w:type="dxa" w:w="380"/>
+            <w:tcBorders>
+              <w:top w:val="none" w:color="FFFFFF" w:sz="0"/>
+              <w:left w:val="none" w:color="FFFFFF" w:sz="0"/>
+              <w:bottom w:val="none" w:color="FFFFFF" w:sz="0"/>
+              <w:right w:val="none" w:color="FFFFFF" w:sz="0"/>
+            </w:tcBorders>
+            <w:shd w:fill="FAF3E0" w:color="auto" w:val="clear"/>
+            <w:tcMar>
+              <w:top w:type="dxa" w:w="40"/>
+              <w:left w:type="dxa" w:w="80"/>
+              <w:bottom w:type="dxa" w:w="40"/>
+              <w:right w:type="dxa" w:w="80"/>
+            </w:tcMar>
+            <w:vAlign w:val="center"/>
+          </w:tcPr>
+          <w:p>
+            <w:pPr>
+              <w:jc w:val="center"/>
+            </w:pPr>
+            <w:r>
+              <w:rPr>
+                <w:rFonts w:ascii="Arial" w:cs="Arial" w:eastAsia="Arial" w:hAnsi="Arial"/>
+                <w:color w:val="6B6B6B"/>
+                <w:sz w:val="15"/>
+                <w:szCs w:val="15"/>
+              </w:rPr>
+              <w:t xml:space="preserve">2</w:t>
+            </w:r>
+          </w:p>
+        </w:tc>
+        <w:tc>
+          <w:tcPr>
+            <w:tcW w:type="dxa" w:w="420"/>
+            <w:tcBorders>
+              <w:top w:val="none" w:color="FFFFFF" w:sz="0"/>
+              <w:left w:val="none" w:color="FFFFFF" w:sz="0"/>
+              <w:bottom w:val="none" w:color="FFFFFF" w:sz="0"/>
+              <w:right w:val="none" w:color="FFFFFF" w:sz="0"/>
+            </w:tcBorders>
+            <w:shd w:fill="FAF3E0" w:color="auto" w:val="clear"/>
+            <w:tcMar>
+              <w:top w:type="dxa" w:w="40"/>
+              <w:left w:type="dxa" w:w="80"/>
+              <w:bottom w:type="dxa" w:w="40"/>
+              <w:right w:type="dxa" w:w="80"/>
+            </w:tcMar>
+            <w:vAlign w:val="center"/>
+          </w:tcPr>
+          <w:p>
+            <w:pPr>
+              <w:jc w:val="center"/>
+            </w:pPr>
+            <w:r>
+              <w:rPr>
+                <w:rFonts w:ascii="Arial" w:cs="Arial" w:eastAsia="Arial" w:hAnsi="Arial"/>
+                <w:color w:val="6B6B6B"/>
+                <w:sz w:val="15"/>
+                <w:szCs w:val="15"/>
+              </w:rPr>
+              <w:t xml:space="preserve">25–30 yds</w:t>
+            </w:r>
+          </w:p>
+        </w:tc>
+        <w:tc>
+          <w:tcPr>
+            <w:tcW w:type="dxa" w:w="680"/>
+            <w:tcBorders>
+              <w:top w:val="none" w:color="FFFFFF" w:sz="0"/>
+              <w:left w:val="none" w:color="FFFFFF" w:sz="0"/>
+              <w:bottom w:val="none" w:color="FFFFFF" w:sz="0"/>
+              <w:right w:val="none" w:color="FFFFFF" w:sz="0"/>
+            </w:tcBorders>
+            <w:shd w:fill="FAF3E0" w:color="auto" w:val="clear"/>
+            <w:tcMar>
+              <w:top w:type="dxa" w:w="40"/>
+              <w:left w:type="dxa" w:w="80"/>
+              <w:bottom w:type="dxa" w:w="40"/>
+              <w:right w:type="dxa" w:w="80"/>
+            </w:tcMar>
+            <w:vAlign w:val="center"/>
+          </w:tcPr>
+          <w:p>
+            <w:pPr>
+              <w:jc w:val="center"/>
+            </w:pPr>
+            <w:r>
+              <w:rPr>
+                <w:rFonts w:ascii="Arial" w:cs="Arial" w:eastAsia="Arial" w:hAnsi="Arial"/>
+                <w:color w:val="6B6B6B"/>
+                <w:sz w:val="15"/>
+                <w:szCs w:val="15"/>
+              </w:rPr>
+              <w:t xml:space="preserve">15–20 lbs/hand</w:t>
+            </w:r>
+          </w:p>
+        </w:tc>
+        <w:tc>
+          <w:tcPr>
+            <w:tcW w:type="dxa" w:w="540"/>
+            <w:tcBorders>
+              <w:top w:val="none" w:color="FFFFFF" w:sz="0"/>
+              <w:left w:val="none" w:color="FFFFFF" w:sz="0"/>
+              <w:bottom w:val="none" w:color="FFFFFF" w:sz="0"/>
+              <w:right w:val="none" w:color="FFFFFF" w:sz="0"/>
+            </w:tcBorders>
+            <w:shd w:fill="FAF3E0" w:color="auto" w:val="clear"/>
+            <w:tcMar>
+              <w:top w:type="dxa" w:w="40"/>
+              <w:left w:type="dxa" w:w="80"/>
+              <w:bottom w:type="dxa" w:w="40"/>
+              <w:right w:type="dxa" w:w="80"/>
+            </w:tcMar>
+            <w:vAlign w:val="center"/>
+          </w:tcPr>
+          <w:p>
+            <w:pPr>
+              <w:jc w:val="center"/>
+            </w:pPr>
+            <w:r>
+              <w:rPr>
+                <w:rFonts w:ascii="Arial" w:cs="Arial" w:eastAsia="Arial" w:hAnsi="Arial"/>
+                <w:color w:val="6B6B6B"/>
+                <w:sz w:val="15"/>
+                <w:szCs w:val="15"/>
+              </w:rPr>
+              <w:t xml:space="preserve">Controlled</w:t>
+            </w:r>
+          </w:p>
+        </w:tc>
+        <w:tc>
+          <w:tcPr>
+            <w:tcW w:type="dxa" w:w="440"/>
+            <w:tcBorders>
+              <w:top w:val="none" w:color="FFFFFF" w:sz="0"/>
+              <w:left w:val="none" w:color="FFFFFF" w:sz="0"/>
+              <w:bottom w:val="none" w:color="FFFFFF" w:sz="0"/>
+              <w:right w:val="none" w:color="FFFFFF" w:sz="0"/>
+            </w:tcBorders>
+            <w:shd w:fill="FAF3E0" w:color="auto" w:val="clear"/>
+            <w:tcMar>
+              <w:top w:type="dxa" w:w="40"/>
+              <w:left w:type="dxa" w:w="80"/>
+              <w:bottom w:type="dxa" w:w="40"/>
+              <w:right w:type="dxa" w:w="80"/>
+            </w:tcMar>
+            <w:vAlign w:val="center"/>
+          </w:tcPr>
+          <w:p>
+            <w:pPr>
+              <w:jc w:val="center"/>
+            </w:pPr>
+            <w:r>
+              <w:rPr>
+                <w:rFonts w:ascii="Arial" w:cs="Arial" w:eastAsia="Arial" w:hAnsi="Arial"/>
+                <w:color w:val="6B6B6B"/>
+                <w:sz w:val="15"/>
+                <w:szCs w:val="15"/>
+              </w:rPr>
+              <w:t xml:space="preserve">60s</w:t>
+            </w:r>
+          </w:p>
+        </w:tc>
+        <w:tc>
+          <w:tcPr>
+            <w:tcW w:type="dxa" w:w="5580"/>
+            <w:tcBorders>
+              <w:top w:val="none" w:color="FFFFFF" w:sz="0"/>
+              <w:left w:val="none" w:color="FFFFFF" w:sz="0"/>
+              <w:bottom w:val="none" w:color="FFFFFF" w:sz="0"/>
+              <w:right w:val="none" w:color="FFFFFF" w:sz="0"/>
+            </w:tcBorders>
+            <w:shd w:fill="FAF3E0" w:color="auto" w:val="clear"/>
+            <w:tcMar>
+              <w:top w:type="dxa" w:w="40"/>
+              <w:left w:type="dxa" w:w="80"/>
+              <w:bottom w:type="dxa" w:w="40"/>
+              <w:right w:type="dxa" w:w="80"/>
+            </w:tcMar>
+            <w:vAlign w:val="center"/>
+          </w:tcPr>
+          <w:p>
+            <w:r>
+              <w:rPr>
+                <w:rFonts w:ascii="Arial" w:cs="Arial" w:eastAsia="Arial" w:hAnsi="Arial"/>
+                <w:color w:val="6B6B6B"/>
+                <w:sz w:val="17"/>
+                <w:szCs w:val="17"/>
+              </w:rPr>
+              <w:t xml:space="preserve">Hinge to pick up clean. Shoulders packed, chest tall, carry evenly.</w:t>
+            </w:r>
+          </w:p>
+        </w:tc>
+      </w:tr>
+    </w:tbl>
+    <w:p>
+      <w:pPr>
+        <w:spacing w:after="100"/>
+      </w:pPr>
+    </w:p>
+    <w:p>
+      <w:pPr>
+        <w:spacing w:after="60" w:before="120"/>
+      </w:pPr>
+      <w:r>
+        <w:rPr>
+          <w:rFonts w:ascii="Arial" w:cs="Arial" w:eastAsia="Arial" w:hAnsi="Arial"/>
+          <w:b/>
+          <w:bCs/>
+          <w:color w:val="C9A227"/>
+          <w:sz w:val="17"/>
+          <w:szCs w:val="17"/>
+        </w:rPr>
+        <w:t xml:space="preserve">G — CONDITIONING CLOSE</w:t>
+      </w:r>
+    </w:p>
+    <w:p>
+      <w:pPr>
+        <w:spacing w:after="80"/>
+      </w:pPr>
+      <w:r>
+        <w:rPr>
+          <w:rFonts w:ascii="Arial" w:cs="Arial" w:eastAsia="Arial" w:hAnsi="Arial"/>
+          <w:b/>
+          <w:bCs/>
+          <w:color w:val="C9A227"/>
+          <w:sz w:val="17"/>
+          <w:szCs w:val="17"/>
+        </w:rPr>
+        <w:t xml:space="preserve">Why:  </w:t>
+      </w:r>
+      <w:r>
+        <w:rPr>
+          <w:rFonts w:ascii="Arial" w:cs="Arial" w:eastAsia="Arial" w:hAnsi="Arial"/>
+          <w:color w:val="2C2C2C"/>
+          <w:sz w:val="17"/>
+          <w:szCs w:val="17"/>
+        </w:rPr>
+        <w:t xml:space="preserve">A brief steady-state close, same dose and role as Day A's bike/rower block.</w:t>
+      </w:r>
+    </w:p>
+    <w:tbl>
+      <w:tblPr>
+        <w:tblW w:type="dxa" w:w="10440"/>
+        <w:tblBorders>
+          <w:top w:val="none" w:color="FFFFFF" w:sz="0"/>
+          <w:left w:val="none" w:color="FFFFFF" w:sz="0"/>
+          <w:bottom w:val="none" w:color="FFFFFF" w:sz="0"/>
+          <w:right w:val="none" w:color="FFFFFF" w:sz="0"/>
+          <w:insideH w:val="single" w:color="auto" w:sz="4"/>
+          <w:insideV w:val="single" w:color="auto" w:sz="4"/>
+        </w:tblBorders>
+      </w:tblPr>
+      <w:tblGrid>
+        <w:gridCol w:w="2400"/>
+        <w:gridCol w:w="380"/>
+        <w:gridCol w:w="420"/>
+        <w:gridCol w:w="680"/>
+        <w:gridCol w:w="540"/>
+        <w:gridCol w:w="440"/>
+        <w:gridCol w:w="5580"/>
+      </w:tblGrid>
+      <w:tr>
+        <w:tc>
+          <w:tcPr>
+            <w:tcW w:type="dxa" w:w="2400"/>
+            <w:tcBorders>
+              <w:top w:val="none" w:color="FFFFFF" w:sz="0"/>
+              <w:left w:val="none" w:color="FFFFFF" w:sz="0"/>
+              <w:bottom w:val="none" w:color="FFFFFF" w:sz="0"/>
+              <w:right w:val="none" w:color="FFFFFF" w:sz="0"/>
+            </w:tcBorders>
+            <w:shd w:fill="F5E8C0" w:color="auto" w:val="clear"/>
+            <w:tcMar>
+              <w:top w:type="dxa" w:w="40"/>
+              <w:left w:type="dxa" w:w="80"/>
+              <w:bottom w:type="dxa" w:w="40"/>
+              <w:right w:type="dxa" w:w="80"/>
+            </w:tcMar>
+            <w:vAlign w:val="center"/>
+          </w:tcPr>
+          <w:p>
+            <w:pPr>
+              <w:jc w:val="left"/>
+            </w:pPr>
+            <w:r>
+              <w:rPr>
+                <w:rFonts w:ascii="Arial" w:cs="Arial" w:eastAsia="Arial" w:hAnsi="Arial"/>
+                <w:b/>
+                <w:bCs/>
+                <w:color w:val="C9A227"/>
+                <w:sz w:val="15"/>
+                <w:szCs w:val="15"/>
+              </w:rPr>
+              <w:t xml:space="preserve">EXERCISE</w:t>
+            </w:r>
+          </w:p>
+        </w:tc>
+        <w:tc>
+          <w:tcPr>
+            <w:tcW w:type="dxa" w:w="380"/>
+            <w:tcBorders>
+              <w:top w:val="none" w:color="FFFFFF" w:sz="0"/>
+              <w:left w:val="none" w:color="FFFFFF" w:sz="0"/>
+              <w:bottom w:val="none" w:color="FFFFFF" w:sz="0"/>
+              <w:right w:val="none" w:color="FFFFFF" w:sz="0"/>
+            </w:tcBorders>
+            <w:shd w:fill="F5E8C0" w:color="auto" w:val="clear"/>
+            <w:tcMar>
+              <w:top w:type="dxa" w:w="40"/>
+              <w:left w:type="dxa" w:w="80"/>
+              <w:bottom w:type="dxa" w:w="40"/>
+              <w:right w:type="dxa" w:w="80"/>
+            </w:tcMar>
+            <w:vAlign w:val="center"/>
+          </w:tcPr>
+          <w:p>
+            <w:pPr>
+              <w:jc w:val="center"/>
+            </w:pPr>
+            <w:r>
+              <w:rPr>
+                <w:rFonts w:ascii="Arial" w:cs="Arial" w:eastAsia="Arial" w:hAnsi="Arial"/>
+                <w:b/>
+                <w:bCs/>
+                <w:color w:val="C9A227"/>
+                <w:sz w:val="13"/>
+                <w:szCs w:val="13"/>
+              </w:rPr>
+              <w:t xml:space="preserve">SETS</w:t>
+            </w:r>
+          </w:p>
+        </w:tc>
+        <w:tc>
+          <w:tcPr>
+            <w:tcW w:type="dxa" w:w="420"/>
+            <w:tcBorders>
+              <w:top w:val="none" w:color="FFFFFF" w:sz="0"/>
+              <w:left w:val="none" w:color="FFFFFF" w:sz="0"/>
+              <w:bottom w:val="none" w:color="FFFFFF" w:sz="0"/>
+              <w:right w:val="none" w:color="FFFFFF" w:sz="0"/>
+            </w:tcBorders>
+            <w:shd w:fill="F5E8C0" w:color="auto" w:val="clear"/>
+            <w:tcMar>
+              <w:top w:type="dxa" w:w="40"/>
+              <w:left w:type="dxa" w:w="80"/>
+              <w:bottom w:type="dxa" w:w="40"/>
+              <w:right w:type="dxa" w:w="80"/>
+            </w:tcMar>
+            <w:vAlign w:val="center"/>
+          </w:tcPr>
+          <w:p>
+            <w:pPr>
+              <w:jc w:val="center"/>
+            </w:pPr>
+            <w:r>
+              <w:rPr>
+                <w:rFonts w:ascii="Arial" w:cs="Arial" w:eastAsia="Arial" w:hAnsi="Arial"/>
+                <w:b/>
+                <w:bCs/>
+                <w:color w:val="C9A227"/>
+                <w:sz w:val="13"/>
+                <w:szCs w:val="13"/>
+              </w:rPr>
+              <w:t xml:space="preserve">REPS</w:t>
+            </w:r>
+          </w:p>
+        </w:tc>
+        <w:tc>
+          <w:tcPr>
+            <w:tcW w:type="dxa" w:w="680"/>
+            <w:tcBorders>
+              <w:top w:val="none" w:color="FFFFFF" w:sz="0"/>
+              <w:left w:val="none" w:color="FFFFFF" w:sz="0"/>
+              <w:bottom w:val="none" w:color="FFFFFF" w:sz="0"/>
+              <w:right w:val="none" w:color="FFFFFF" w:sz="0"/>
+            </w:tcBorders>
+            <w:shd w:fill="F5E8C0" w:color="auto" w:val="clear"/>
+            <w:tcMar>
+              <w:top w:type="dxa" w:w="40"/>
+              <w:left w:type="dxa" w:w="80"/>
+              <w:bottom w:type="dxa" w:w="40"/>
+              <w:right w:type="dxa" w:w="80"/>
+            </w:tcMar>
+            <w:vAlign w:val="center"/>
+          </w:tcPr>
+          <w:p>
+            <w:pPr>
+              <w:jc w:val="center"/>
+            </w:pPr>
+            <w:r>
+              <w:rPr>
+                <w:rFonts w:ascii="Arial" w:cs="Arial" w:eastAsia="Arial" w:hAnsi="Arial"/>
+                <w:b/>
+                <w:bCs/>
+                <w:color w:val="C9A227"/>
+                <w:sz w:val="13"/>
+                <w:szCs w:val="13"/>
+              </w:rPr>
+              <w:t xml:space="preserve">LOAD</w:t>
+            </w:r>
+          </w:p>
+        </w:tc>
+        <w:tc>
+          <w:tcPr>
+            <w:tcW w:type="dxa" w:w="540"/>
+            <w:tcBorders>
+              <w:top w:val="none" w:color="FFFFFF" w:sz="0"/>
+              <w:left w:val="none" w:color="FFFFFF" w:sz="0"/>
+              <w:bottom w:val="none" w:color="FFFFFF" w:sz="0"/>
+              <w:right w:val="none" w:color="FFFFFF" w:sz="0"/>
+            </w:tcBorders>
+            <w:shd w:fill="F5E8C0" w:color="auto" w:val="clear"/>
+            <w:tcMar>
+              <w:top w:type="dxa" w:w="40"/>
+              <w:left w:type="dxa" w:w="80"/>
+              <w:bottom w:type="dxa" w:w="40"/>
+              <w:right w:type="dxa" w:w="80"/>
+            </w:tcMar>
+            <w:vAlign w:val="center"/>
+          </w:tcPr>
+          <w:p>
+            <w:pPr>
+              <w:jc w:val="center"/>
+            </w:pPr>
+            <w:r>
+              <w:rPr>
+                <w:rFonts w:ascii="Arial" w:cs="Arial" w:eastAsia="Arial" w:hAnsi="Arial"/>
+                <w:b/>
+                <w:bCs/>
+                <w:color w:val="C9A227"/>
+                <w:sz w:val="13"/>
+                <w:szCs w:val="13"/>
+              </w:rPr>
+              <w:t xml:space="preserve">TEMPO</w:t>
+            </w:r>
+          </w:p>
+        </w:tc>
+        <w:tc>
+          <w:tcPr>
+            <w:tcW w:type="dxa" w:w="440"/>
+            <w:tcBorders>
+              <w:top w:val="none" w:color="FFFFFF" w:sz="0"/>
+              <w:left w:val="none" w:color="FFFFFF" w:sz="0"/>
+              <w:bottom w:val="none" w:color="FFFFFF" w:sz="0"/>
+              <w:right w:val="none" w:color="FFFFFF" w:sz="0"/>
+            </w:tcBorders>
+            <w:shd w:fill="F5E8C0" w:color="auto" w:val="clear"/>
+            <w:tcMar>
+              <w:top w:type="dxa" w:w="40"/>
+              <w:left w:type="dxa" w:w="80"/>
+              <w:bottom w:type="dxa" w:w="40"/>
+              <w:right w:type="dxa" w:w="80"/>
+            </w:tcMar>
+            <w:vAlign w:val="center"/>
+          </w:tcPr>
+          <w:p>
+            <w:pPr>
+              <w:jc w:val="center"/>
+            </w:pPr>
+            <w:r>
+              <w:rPr>
+                <w:rFonts w:ascii="Arial" w:cs="Arial" w:eastAsia="Arial" w:hAnsi="Arial"/>
+                <w:b/>
+                <w:bCs/>
+                <w:color w:val="C9A227"/>
+                <w:sz w:val="13"/>
+                <w:szCs w:val="13"/>
+              </w:rPr>
+              <w:t xml:space="preserve">REST</w:t>
+            </w:r>
+          </w:p>
+        </w:tc>
+        <w:tc>
+          <w:tcPr>
+            <w:tcW w:type="dxa" w:w="5580"/>
+            <w:tcBorders>
+              <w:top w:val="none" w:color="FFFFFF" w:sz="0"/>
+              <w:left w:val="none" w:color="FFFFFF" w:sz="0"/>
+              <w:bottom w:val="none" w:color="FFFFFF" w:sz="0"/>
+              <w:right w:val="none" w:color="FFFFFF" w:sz="0"/>
+            </w:tcBorders>
+            <w:shd w:fill="F5E8C0" w:color="auto" w:val="clear"/>
+            <w:tcMar>
+              <w:top w:type="dxa" w:w="40"/>
+              <w:left w:type="dxa" w:w="80"/>
+              <w:bottom w:type="dxa" w:w="40"/>
+              <w:right w:type="dxa" w:w="80"/>
+            </w:tcMar>
+            <w:vAlign w:val="center"/>
+          </w:tcPr>
+          <w:p>
+            <w:pPr>
+              <w:jc w:val="left"/>
+            </w:pPr>
+            <w:r>
+              <w:rPr>
+                <w:rFonts w:ascii="Arial" w:cs="Arial" w:eastAsia="Arial" w:hAnsi="Arial"/>
+                <w:b/>
+                <w:bCs/>
+                <w:color w:val="C9A227"/>
+                <w:sz w:val="15"/>
+                <w:szCs w:val="15"/>
+              </w:rPr>
+              <w:t xml:space="preserve">COACHING CUE</w:t>
+            </w:r>
+          </w:p>
+        </w:tc>
+      </w:tr>
+      <w:tr>
+        <w:tc>
+          <w:tcPr>
+            <w:tcW w:type="dxa" w:w="2400"/>
+            <w:tcBorders>
+              <w:top w:val="none" w:color="FFFFFF" w:sz="0"/>
+              <w:left w:val="none" w:color="FFFFFF" w:sz="0"/>
+              <w:bottom w:val="none" w:color="FFFFFF" w:sz="0"/>
+              <w:right w:val="none" w:color="FFFFFF" w:sz="0"/>
+            </w:tcBorders>
+            <w:shd w:fill="FAF3E0" w:color="auto" w:val="clear"/>
+            <w:tcMar>
+              <w:top w:type="dxa" w:w="40"/>
+              <w:left w:type="dxa" w:w="80"/>
+              <w:bottom w:type="dxa" w:w="40"/>
+              <w:right w:type="dxa" w:w="80"/>
+            </w:tcMar>
+            <w:vAlign w:val="center"/>
+          </w:tcPr>
+          <w:p>
+            <w:r>
+              <w:rPr>
+                <w:rFonts w:ascii="Arial" w:cs="Arial" w:eastAsia="Arial" w:hAnsi="Arial"/>
+                <w:b/>
+                <w:bCs/>
+                <w:color w:val="2C2C2C"/>
+                <w:sz w:val="18"/>
+                <w:szCs w:val="18"/>
+              </w:rPr>
               <w:t xml:space="preserve">Rowing Machine or Bike — Zone 2</w:t>
             </w:r>
           </w:p>
@@ -11220,7 +13049,7 @@
               <w:bottom w:val="none" w:color="FFFFFF" w:sz="0"/>
               <w:right w:val="none" w:color="FFFFFF" w:sz="0"/>
             </w:tcBorders>
-            <w:shd w:fill="F1F8F2" w:color="auto" w:val="clear"/>
+            <w:shd w:fill="FAF3E0" w:color="auto" w:val="clear"/>
             <w:tcMar>
               <w:top w:type="dxa" w:w="40"/>
               <w:left w:type="dxa" w:w="80"/>
@@ -11253,7 +13082,7 @@
               <w:bottom w:val="none" w:color="FFFFFF" w:sz="0"/>
               <w:right w:val="none" w:color="FFFFFF" w:sz="0"/>
             </w:tcBorders>
-            <w:shd w:fill="F1F8F2" w:color="auto" w:val="clear"/>
+            <w:shd w:fill="FAF3E0" w:color="auto" w:val="clear"/>
             <w:tcMar>
               <w:top w:type="dxa" w:w="40"/>
               <w:left w:type="dxa" w:w="80"/>
@@ -11286,7 +13115,7 @@
               <w:bottom w:val="none" w:color="FFFFFF" w:sz="0"/>
               <w:right w:val="none" w:color="FFFFFF" w:sz="0"/>
             </w:tcBorders>
-            <w:shd w:fill="F1F8F2" w:color="auto" w:val="clear"/>
+            <w:shd w:fill="FAF3E0" w:color="auto" w:val="clear"/>
             <w:tcMar>
               <w:top w:type="dxa" w:w="40"/>
               <w:left w:type="dxa" w:w="80"/>
@@ -11319,7 +13148,7 @@
               <w:bottom w:val="none" w:color="FFFFFF" w:sz="0"/>
               <w:right w:val="none" w:color="FFFFFF" w:sz="0"/>
             </w:tcBorders>
-            <w:shd w:fill="F1F8F2" w:color="auto" w:val="clear"/>
+            <w:shd w:fill="FAF3E0" w:color="auto" w:val="clear"/>
             <w:tcMar>
               <w:top w:type="dxa" w:w="40"/>
               <w:left w:type="dxa" w:w="80"/>
@@ -11352,7 +13181,7 @@
               <w:bottom w:val="none" w:color="FFFFFF" w:sz="0"/>
               <w:right w:val="none" w:color="FFFFFF" w:sz="0"/>
             </w:tcBorders>
-            <w:shd w:fill="F1F8F2" w:color="auto" w:val="clear"/>
+            <w:shd w:fill="FAF3E0" w:color="auto" w:val="clear"/>
             <w:tcMar>
               <w:top w:type="dxa" w:w="40"/>
               <w:left w:type="dxa" w:w="80"/>
@@ -11385,7 +13214,7 @@
               <w:bottom w:val="none" w:color="FFFFFF" w:sz="0"/>
               <w:right w:val="none" w:color="FFFFFF" w:sz="0"/>
             </w:tcBorders>
-            <w:shd w:fill="F1F8F2" w:color="auto" w:val="clear"/>
+            <w:shd w:fill="FAF3E0" w:color="auto" w:val="clear"/>
             <w:tcMar>
               <w:top w:type="dxa" w:w="40"/>
               <w:left w:type="dxa" w:w="80"/>
@@ -12510,7 +14339,7 @@
           <w:sz w:val="17"/>
           <w:szCs w:val="17"/>
         </w:rPr>
-        <w:t xml:space="preserve">All tested lifts progressed on schedule: Hex DL 60 lbs, Back Squat 60 lbs, Hip Thrust 80 lbs, OHP 12.5 lbs/hand, Incline Press 17.5 lbs/hand, Single-Leg RDL 17.5 lbs/hand. Push-up: 6-8 full floor reps. Plank: 1:30-1:45.</w:t>
+        <w:t xml:space="preserve">All tested lifts progressed on schedule: Hex DL 60 lbs, Back Squat 60 lbs, Hip Thrust 80 lbs, OHP 12.5 lbs/hand, Incline Press 17.5 lbs/hand, Single-Leg RDL 17.5 lbs/hand. Push-up: 6-8 full floor reps. Plank: 1:30-1:45. Week 4 closes with the strength check (the standing 4-week reassessment) — the natural window for the planned recovery week that follows it (see the recovery-week note above).</w:t>
       </w:r>
     </w:p>
     <w:p>
@@ -12535,7 +14364,7 @@
           <w:sz w:val="17"/>
           <w:szCs w:val="17"/>
         </w:rPr>
-        <w:t xml:space="preserve">Re-test the full 10-pattern battery and establish new 1RM/working-baseline numbers via epley1RM()/workingLoad(). Introduce assisted pull-up testing (bonus 11th pattern) if pulling strength supports it. Reassess whether DB Split Squat or a true barbell/loaded lunge better fills the lunge-pattern slot going forward.</w:t>
+        <w:t xml:space="preserve">Re-test the full 10-pattern battery and set new working baselines from the updated numbers. Introduce assisted pull-up testing (bonus 11th pattern) if pulling strength supports it. Reassess whether DB Split Squat or a true barbell/loaded lunge better fills the lunge-pattern role going forward.</w:t>
       </w:r>
     </w:p>
     <w:p>
@@ -12560,7 +14389,7 @@
           <w:sz w:val="17"/>
           <w:szCs w:val="17"/>
         </w:rPr>
-        <w:t xml:space="preserve">Styku rescan recommended at 8 weeks — ALST Index (currently 5.52, close to the At-Risk boundary) is the top metric to watch; also track BMI (currently 18.6, only 0.1 above the Underweight cutoff — watch it doesn't drop further as training volume increases), Shape Score (currently 85, Excellent — maintain), and the leg segmental LST gap (currently 0.5 lbs, roughly 3-4% of the total reading — track the percentage change at rescan, not just the raw lb figure, and reassess whether left-led unilateral programming is still the right call once updated numbers are in).</w:t>
+        <w:t xml:space="preserve">Strength runs on the standing 4-week reassessment cadence (Week 4 check, Week 8 full re-test); the Styku body-composition rescan books separately at 8 weeks — ALST Index (currently 5.52, close to the At-Risk boundary) is the top metric to watch; also track BMI (currently 18.6, only 0.1 above the Underweight cutoff — watch it doesn't drop further as training volume increases), Shape Score (currently 85, Excellent — maintain), and the leg segmental LST gap (currently 0.5 lbs, roughly 3-4% of the total reading — track the percentage change at rescan, not just the raw lb figure, and reassess whether left-led unilateral programming is still the right call once updated numbers are in).</w:t>
       </w:r>
     </w:p>
     <w:p>

--- a/clients/nicolette_scott/Nicolette_Scott_2Day_Training_Plan_Client_View.docx
+++ b/clients/nicolette_scott/Nicolette_Scott_2Day_Training_Plan_Client_View.docx
@@ -10417,7 +10417,7 @@
           <w:sz w:val="17"/>
           <w:szCs w:val="17"/>
         </w:rPr>
-        <w:t xml:space="preserve">The day's second compound pattern — pulling, rotating off the squat and lunge work above. Row was not part of the tested 10-pattern battery — today's working loads become the new 8-week baseline for both rows, tracked the same as every tested lift. No side-lead is applied to Single-Arm Row — the arm-to-arm difference here is minor. If the row needs a variation: a chest-supported DB row (torso fully supported) or a single-arm Kieser row covers the same pattern; today's rows stay the lifts we track.</w:t>
+        <w:t xml:space="preserve">The day's second compound pattern — pulling, rotating off the squat and lunge work above, with the push press breaking up the two rows so the pulling muscles get a breather mid-block. Row was not part of the tested 10-pattern battery — today's working loads become the new 8-week baseline for both rows, tracked the same as every tested lift. No side-lead is applied to Single-Arm Row — the arm-to-arm difference here is minor. If the row needs a variation: a chest-supported DB row (torso fully supported) or a single-arm Kieser row covers the same pattern; today's rows stay the lifts we track.</w:t>
       </w:r>
     </w:p>
     <w:tbl>
@@ -10946,7 +10946,7 @@
                 <w:sz w:val="18"/>
                 <w:szCs w:val="18"/>
               </w:rPr>
-              <w:t xml:space="preserve">Bent-Over DB Row (Both Arms)</w:t>
+              <w:t xml:space="preserve">Standing DB Push Press</w:t>
             </w:r>
           </w:p>
         </w:tc>
@@ -11012,7 +11012,7 @@
                 <w:sz w:val="15"/>
                 <w:szCs w:val="15"/>
               </w:rPr>
-              <w:t xml:space="preserve">10</w:t>
+              <w:t xml:space="preserve">8</w:t>
             </w:r>
           </w:p>
         </w:tc>
@@ -11045,7 +11045,7 @@
                 <w:sz w:val="15"/>
                 <w:szCs w:val="15"/>
               </w:rPr>
-              <w:t xml:space="preserve">Wk1: 12.5 lbs/hand → Wk4: 17.5 lbs/hand</w:t>
+              <w:t xml:space="preserve">Wk1: 10 lbs/hand → Wk4: 12.5 lbs/hand</w:t>
             </w:r>
           </w:p>
         </w:tc>
@@ -11078,7 +11078,7 @@
                 <w:sz w:val="15"/>
                 <w:szCs w:val="15"/>
               </w:rPr>
-              <w:t xml:space="preserve">2-1-2</w:t>
+              <w:t xml:space="preserve">2-1-1</w:t>
             </w:r>
           </w:p>
         </w:tc>
@@ -11141,7 +11141,7 @@
                 <w:sz w:val="17"/>
                 <w:szCs w:val="17"/>
               </w:rPr>
-              <w:t xml:space="preserve">Hip hinge, flat back, pull both DBs to lower ribs.</w:t>
+              <w:t xml:space="preserve">Slight knee dip, drive up and press overhead in one motion.</w:t>
             </w:r>
           </w:p>
         </w:tc>
@@ -11175,7 +11175,7 @@
                 <w:sz w:val="18"/>
                 <w:szCs w:val="18"/>
               </w:rPr>
-              <w:t xml:space="preserve">Standing DB Push Press</w:t>
+              <w:t xml:space="preserve">Bent-Over DB Row (Both Arms)</w:t>
             </w:r>
           </w:p>
         </w:tc>
@@ -11241,7 +11241,7 @@
                 <w:sz w:val="15"/>
                 <w:szCs w:val="15"/>
               </w:rPr>
-              <w:t xml:space="preserve">8</w:t>
+              <w:t xml:space="preserve">10</w:t>
             </w:r>
           </w:p>
         </w:tc>
@@ -11274,7 +11274,7 @@
                 <w:sz w:val="15"/>
                 <w:szCs w:val="15"/>
               </w:rPr>
-              <w:t xml:space="preserve">Wk1: 10 lbs/hand → Wk4: 12.5 lbs/hand</w:t>
+              <w:t xml:space="preserve">Wk1: 12.5 lbs/hand → Wk4: 17.5 lbs/hand</w:t>
             </w:r>
           </w:p>
         </w:tc>
@@ -11307,7 +11307,7 @@
                 <w:sz w:val="15"/>
                 <w:szCs w:val="15"/>
               </w:rPr>
-              <w:t xml:space="preserve">2-1-1</w:t>
+              <w:t xml:space="preserve">2-1-2</w:t>
             </w:r>
           </w:p>
         </w:tc>
@@ -11370,7 +11370,7 @@
                 <w:sz w:val="17"/>
                 <w:szCs w:val="17"/>
               </w:rPr>
-              <w:t xml:space="preserve">Slight knee dip, drive up and press overhead in one motion.</w:t>
+              <w:t xml:space="preserve">Hip hinge, flat back, pull both DBs to lower ribs.</w:t>
             </w:r>
           </w:p>
         </w:tc>

--- a/clients/nicolette_scott/Nicolette_Scott_2Day_Training_Plan_Client_View.docx
+++ b/clients/nicolette_scott/Nicolette_Scott_2Day_Training_Plan_Client_View.docx
@@ -2624,7 +2624,7 @@
           <w:sz w:val="17"/>
           <w:szCs w:val="17"/>
         </w:rPr>
-        <w:t xml:space="preserve">~21g per meal minimum (leucine threshold), distributed across 4+ meals/day.</w:t>
+        <w:t xml:space="preserve">~16g per meal (≈0.3 g/kg), across 4 meals spaced 3–4 hours apart.</w:t>
       </w:r>
     </w:p>
     <w:p>

--- a/clients/nicolette_scott/Nicolette_Scott_2Day_Training_Plan_Client_View.docx
+++ b/clients/nicolette_scott/Nicolette_Scott_2Day_Training_Plan_Client_View.docx
@@ -2624,7 +2624,7 @@
           <w:sz w:val="17"/>
           <w:szCs w:val="17"/>
         </w:rPr>
-        <w:t xml:space="preserve">~16g per meal (≈0.3 g/kg), across 4 meals spaced 3–4 hours apart.</w:t>
+        <w:t xml:space="preserve">~21g per meal (0.40 g/kg), across 4 meals spaced 3–4 hours apart.</w:t>
       </w:r>
     </w:p>
     <w:p>
